--- a/1925-07-03 Genesee News - Page.docx
+++ b/1925-07-03 Genesee News - Page.docx
@@ -44,7 +44,7 @@
           <w:sz w:val="24"/>
           <w:szCs w:val="24"/>
         </w:rPr>
-        <w:t xml:space="preserve">Transcription of one full newspaper page, supplied as two photographs (upper half and lower half). The article “Entertained Card Club” and the “Ford Caravan” article each continue from the upper photo into the lower photo and are joined below. Spelling, spacing of words, and punctuation are kept as printed. Text that could not be read is shown in </w:t>
+        <w:t xml:space="preserve">Transcription of one full newspaper page, supplied as two photographs. The photos have been joined into one page: every article that continues from the upper photo into the lower photo is printed as one article, and the page is read left to right, one column at a time, top to bottom. Spelling and punctuation are kept as printed. Text that could not be read is shown in </w:t>
       </w:r>
       <w:r>
         <w:rPr>
@@ -88,7 +88,7 @@
           <w:sz w:val="24"/>
           <w:szCs w:val="24"/>
         </w:rPr>
-        <w:t xml:space="preserve">Upper half of page</w:t>
+        <w:t xml:space="preserve">Column 1 (far left)</w:t>
       </w:r>
     </w:p>
     <w:p>
@@ -850,7 +850,7 @@
           <w:sz w:val="24"/>
           <w:szCs w:val="24"/>
         </w:rPr>
-        <w:t xml:space="preserve">Advertisement — W. H. Rader</w:t>
+        <w:t xml:space="preserve">Advertisement — Follett Mercantile Co.</w:t>
       </w:r>
     </w:p>
     <w:p>
@@ -866,201 +866,172 @@
           <w:sz w:val="24"/>
           <w:szCs w:val="24"/>
         </w:rPr>
-        <w:t xml:space="preserve">Pay Cash and Save</w:t>
-      </w:r>
-    </w:p>
-    <w:p>
-      <w:pPr>
-        <w:tabs>
-          <w:tab w:val="right" w:pos="9360" w:leader="dot"/>
-        </w:tabs>
-        <w:spacing w:after="60"/>
-      </w:pPr>
-      <w:r>
-        <w:rPr>
-          <w:rFonts w:ascii="Times New Roman" w:cs="Times New Roman" w:eastAsia="Times New Roman" w:hAnsi="Times New Roman"/>
-          <w:sz w:val="24"/>
-          <w:szCs w:val="24"/>
-        </w:rPr>
-        <w:t xml:space="preserve">Pineapple, large, sliced</w:t>
-      </w:r>
-      <w:r>
-        <w:rPr>
-          <w:rFonts w:ascii="Times New Roman" w:cs="Times New Roman" w:eastAsia="Times New Roman" w:hAnsi="Times New Roman"/>
-          <w:sz w:val="24"/>
-          <w:szCs w:val="24"/>
-        </w:rPr>
-        <w:t xml:space="preserve">	35c</w:t>
-      </w:r>
-    </w:p>
-    <w:p>
-      <w:pPr>
-        <w:tabs>
-          <w:tab w:val="right" w:pos="9360" w:leader="dot"/>
-        </w:tabs>
-        <w:spacing w:after="60"/>
-      </w:pPr>
-      <w:r>
-        <w:rPr>
-          <w:rFonts w:ascii="Times New Roman" w:cs="Times New Roman" w:eastAsia="Times New Roman" w:hAnsi="Times New Roman"/>
-          <w:sz w:val="24"/>
-          <w:szCs w:val="24"/>
-        </w:rPr>
-        <w:t xml:space="preserve">Pineapple, medium, sliced</w:t>
-      </w:r>
-      <w:r>
-        <w:rPr>
-          <w:rFonts w:ascii="Times New Roman" w:cs="Times New Roman" w:eastAsia="Times New Roman" w:hAnsi="Times New Roman"/>
-          <w:sz w:val="24"/>
-          <w:szCs w:val="24"/>
-        </w:rPr>
-        <w:t xml:space="preserve">	25c</w:t>
-      </w:r>
-    </w:p>
-    <w:p>
-      <w:pPr>
-        <w:tabs>
-          <w:tab w:val="right" w:pos="9360" w:leader="dot"/>
-        </w:tabs>
-        <w:spacing w:after="60"/>
-      </w:pPr>
-      <w:r>
-        <w:rPr>
-          <w:rFonts w:ascii="Times New Roman" w:cs="Times New Roman" w:eastAsia="Times New Roman" w:hAnsi="Times New Roman"/>
-          <w:sz w:val="24"/>
-          <w:szCs w:val="24"/>
-        </w:rPr>
-        <w:t xml:space="preserve">Pineapple, small, sliced</w:t>
-      </w:r>
-      <w:r>
-        <w:rPr>
-          <w:rFonts w:ascii="Times New Roman" w:cs="Times New Roman" w:eastAsia="Times New Roman" w:hAnsi="Times New Roman"/>
-          <w:sz w:val="24"/>
-          <w:szCs w:val="24"/>
-        </w:rPr>
-        <w:t xml:space="preserve">	20c</w:t>
-      </w:r>
-    </w:p>
-    <w:p>
-      <w:pPr>
-        <w:tabs>
-          <w:tab w:val="right" w:pos="9360" w:leader="dot"/>
-        </w:tabs>
-        <w:spacing w:after="60"/>
-      </w:pPr>
-      <w:r>
-        <w:rPr>
-          <w:rFonts w:ascii="Times New Roman" w:cs="Times New Roman" w:eastAsia="Times New Roman" w:hAnsi="Times New Roman"/>
-          <w:sz w:val="24"/>
-          <w:szCs w:val="24"/>
-        </w:rPr>
-        <w:t xml:space="preserve">Swansdown Cake Flour</w:t>
-      </w:r>
-      <w:r>
-        <w:rPr>
-          <w:rFonts w:ascii="Times New Roman" w:cs="Times New Roman" w:eastAsia="Times New Roman" w:hAnsi="Times New Roman"/>
-          <w:sz w:val="24"/>
-          <w:szCs w:val="24"/>
-        </w:rPr>
-        <w:t xml:space="preserve">	45c</w:t>
-      </w:r>
-    </w:p>
-    <w:p>
-      <w:pPr>
-        <w:tabs>
-          <w:tab w:val="right" w:pos="9360" w:leader="dot"/>
-        </w:tabs>
-        <w:spacing w:after="60"/>
-      </w:pPr>
-      <w:r>
-        <w:rPr>
-          <w:rFonts w:ascii="Times New Roman" w:cs="Times New Roman" w:eastAsia="Times New Roman" w:hAnsi="Times New Roman"/>
-          <w:sz w:val="24"/>
-          <w:szCs w:val="24"/>
-        </w:rPr>
-        <w:t xml:space="preserve">“99” Coffee, pound</w:t>
-      </w:r>
-      <w:r>
-        <w:rPr>
-          <w:rFonts w:ascii="Times New Roman" w:cs="Times New Roman" w:eastAsia="Times New Roman" w:hAnsi="Times New Roman"/>
-          <w:sz w:val="24"/>
-          <w:szCs w:val="24"/>
-        </w:rPr>
-        <w:t xml:space="preserve">	45c</w:t>
-      </w:r>
-    </w:p>
-    <w:p>
-      <w:pPr>
-        <w:tabs>
-          <w:tab w:val="right" w:pos="9360" w:leader="dot"/>
-        </w:tabs>
-        <w:spacing w:after="60"/>
-      </w:pPr>
-      <w:r>
-        <w:rPr>
-          <w:rFonts w:ascii="Times New Roman" w:cs="Times New Roman" w:eastAsia="Times New Roman" w:hAnsi="Times New Roman"/>
-          <w:sz w:val="24"/>
-          <w:szCs w:val="24"/>
-        </w:rPr>
-        <w:t xml:space="preserve">Sunny Monday soap, 6 bars for</w:t>
-      </w:r>
-      <w:r>
-        <w:rPr>
-          <w:rFonts w:ascii="Times New Roman" w:cs="Times New Roman" w:eastAsia="Times New Roman" w:hAnsi="Times New Roman"/>
-          <w:sz w:val="24"/>
-          <w:szCs w:val="24"/>
-        </w:rPr>
-        <w:t xml:space="preserve">	25c</w:t>
-      </w:r>
-    </w:p>
-    <w:p>
-      <w:pPr>
-        <w:spacing w:after="160" w:before="120"/>
-        <w:jc w:val="center"/>
-      </w:pPr>
-      <w:r>
-        <w:rPr>
-          <w:rFonts w:ascii="Times New Roman" w:cs="Times New Roman" w:eastAsia="Times New Roman" w:hAnsi="Times New Roman"/>
-          <w:b/>
-          <w:bCs/>
-          <w:sz w:val="24"/>
-          <w:szCs w:val="24"/>
-        </w:rPr>
-        <w:t xml:space="preserve">W. H. RADER</w:t>
-      </w:r>
-    </w:p>
-    <w:p>
-      <w:pPr>
-        <w:spacing w:after="160"/>
-        <w:jc w:val="center"/>
-      </w:pPr>
-      <w:r>
-        <w:rPr>
-          <w:rFonts w:ascii="Times New Roman" w:cs="Times New Roman" w:eastAsia="Times New Roman" w:hAnsi="Times New Roman"/>
-          <w:sz w:val="24"/>
-          <w:szCs w:val="24"/>
-        </w:rPr>
-        <w:t xml:space="preserve">AT THE CITY MEAT MARKET</w:t>
-      </w:r>
-    </w:p>
-    <w:p>
-      <w:pPr>
-        <w:keepNext/>
-        <w:pBdr>
-          <w:bottom w:val="single" w:color="808080" w:sz="4" w:space="2"/>
-        </w:pBdr>
-        <w:spacing w:after="160" w:before="280"/>
-      </w:pPr>
-      <w:r>
-        <w:rPr>
-          <w:rFonts w:ascii="Times New Roman" w:cs="Times New Roman" w:eastAsia="Times New Roman" w:hAnsi="Times New Roman"/>
-          <w:b/>
-          <w:bCs/>
-          <w:caps/>
-          <w:sz w:val="24"/>
-          <w:szCs w:val="24"/>
-        </w:rPr>
-        <w:t xml:space="preserve">Local News</w:t>
+        <w:t xml:space="preserve">MUNSINGWEAR HOSIERY</w:t>
+      </w:r>
+    </w:p>
+    <w:p>
+      <w:pPr>
+        <w:spacing w:after="160"/>
+      </w:pPr>
+      <w:r>
+        <w:rPr>
+          <w:rFonts w:ascii="Times New Roman" w:cs="Times New Roman" w:eastAsia="Times New Roman" w:hAnsi="Times New Roman"/>
+          <w:i/>
+          <w:iCs/>
+          <w:sz w:val="24"/>
+          <w:szCs w:val="24"/>
+        </w:rPr>
+        <w:t xml:space="preserve">[Munsing Wear trademark appears on both sides of the word “HOSIERY”. Illustration: a row of legs and shoes.]</w:t>
+      </w:r>
+    </w:p>
+    <w:p>
+      <w:pPr>
+        <w:spacing w:after="160"/>
+      </w:pPr>
+      <w:r>
+        <w:rPr>
+          <w:rFonts w:ascii="Times New Roman" w:cs="Times New Roman" w:eastAsia="Times New Roman" w:hAnsi="Times New Roman"/>
+          <w:sz w:val="24"/>
+          <w:szCs w:val="24"/>
+        </w:rPr>
+        <w:t xml:space="preserve">OUR stock of Munsing hosiery for men, women and children is now complete.</w:t>
+      </w:r>
+    </w:p>
+    <w:p>
+      <w:pPr>
+        <w:tabs>
+          <w:tab w:val="right" w:pos="9360" w:leader="dot"/>
+        </w:tabs>
+        <w:spacing w:after="60"/>
+      </w:pPr>
+      <w:r>
+        <w:rPr>
+          <w:rFonts w:ascii="Times New Roman" w:cs="Times New Roman" w:eastAsia="Times New Roman" w:hAnsi="Times New Roman"/>
+          <w:sz w:val="24"/>
+          <w:szCs w:val="24"/>
+        </w:rPr>
+        <w:t xml:space="preserve">Ladies’ full-fashioned pure silk Munsing hose, in all the new shades, our price, per pair</w:t>
+      </w:r>
+      <w:r>
+        <w:rPr>
+          <w:rFonts w:ascii="Times New Roman" w:cs="Times New Roman" w:eastAsia="Times New Roman" w:hAnsi="Times New Roman"/>
+          <w:sz w:val="24"/>
+          <w:szCs w:val="24"/>
+        </w:rPr>
+        <w:t xml:space="preserve">	$1.50</w:t>
+      </w:r>
+    </w:p>
+    <w:p>
+      <w:pPr>
+        <w:tabs>
+          <w:tab w:val="right" w:pos="9360" w:leader="dot"/>
+        </w:tabs>
+        <w:spacing w:after="60"/>
+      </w:pPr>
+      <w:r>
+        <w:rPr>
+          <w:rFonts w:ascii="Times New Roman" w:cs="Times New Roman" w:eastAsia="Times New Roman" w:hAnsi="Times New Roman"/>
+          <w:sz w:val="24"/>
+          <w:szCs w:val="24"/>
+        </w:rPr>
+        <w:t xml:space="preserve">Ladies’ pure thread silk hose, new shades, pair</w:t>
+      </w:r>
+      <w:r>
+        <w:rPr>
+          <w:rFonts w:ascii="Times New Roman" w:cs="Times New Roman" w:eastAsia="Times New Roman" w:hAnsi="Times New Roman"/>
+          <w:sz w:val="24"/>
+          <w:szCs w:val="24"/>
+        </w:rPr>
+        <w:t xml:space="preserve">	.95</w:t>
+      </w:r>
+    </w:p>
+    <w:p>
+      <w:pPr>
+        <w:tabs>
+          <w:tab w:val="right" w:pos="9360" w:leader="dot"/>
+        </w:tabs>
+        <w:spacing w:after="60"/>
+      </w:pPr>
+      <w:r>
+        <w:rPr>
+          <w:rFonts w:ascii="Times New Roman" w:cs="Times New Roman" w:eastAsia="Times New Roman" w:hAnsi="Times New Roman"/>
+          <w:sz w:val="24"/>
+          <w:szCs w:val="24"/>
+        </w:rPr>
+        <w:t xml:space="preserve">Children’s lisle Munsing hose, new shades, pair</w:t>
+      </w:r>
+      <w:r>
+        <w:rPr>
+          <w:rFonts w:ascii="Times New Roman" w:cs="Times New Roman" w:eastAsia="Times New Roman" w:hAnsi="Times New Roman"/>
+          <w:sz w:val="24"/>
+          <w:szCs w:val="24"/>
+        </w:rPr>
+        <w:t xml:space="preserve">	.50</w:t>
+      </w:r>
+    </w:p>
+    <w:p>
+      <w:pPr>
+        <w:tabs>
+          <w:tab w:val="right" w:pos="9360" w:leader="dot"/>
+        </w:tabs>
+        <w:spacing w:after="60"/>
+      </w:pPr>
+      <w:r>
+        <w:rPr>
+          <w:rFonts w:ascii="Times New Roman" w:cs="Times New Roman" w:eastAsia="Times New Roman" w:hAnsi="Times New Roman"/>
+          <w:sz w:val="24"/>
+          <w:szCs w:val="24"/>
+        </w:rPr>
+        <w:t xml:space="preserve">Childoen’s cotton hose, Munsing quality, all sizes, pair</w:t>
+      </w:r>
+      <w:r>
+        <w:rPr>
+          <w:rFonts w:ascii="Times New Roman" w:cs="Times New Roman" w:eastAsia="Times New Roman" w:hAnsi="Times New Roman"/>
+          <w:sz w:val="24"/>
+          <w:szCs w:val="24"/>
+        </w:rPr>
+        <w:t xml:space="preserve">	.25</w:t>
+      </w:r>
+    </w:p>
+    <w:p>
+      <w:pPr>
+        <w:spacing w:after="160"/>
+      </w:pPr>
+      <w:r>
+        <w:rPr>
+          <w:rFonts w:ascii="Times New Roman" w:cs="Times New Roman" w:eastAsia="Times New Roman" w:hAnsi="Times New Roman"/>
+          <w:sz w:val="24"/>
+          <w:szCs w:val="24"/>
+        </w:rPr>
+        <w:t xml:space="preserve">Ladies’ stylish new pumps, Star Brand quality.</w:t>
+      </w:r>
+    </w:p>
+    <w:p>
+      <w:pPr>
+        <w:spacing w:after="160"/>
+      </w:pPr>
+      <w:r>
+        <w:rPr>
+          <w:rFonts w:ascii="Times New Roman" w:cs="Times New Roman" w:eastAsia="Times New Roman" w:hAnsi="Times New Roman"/>
+          <w:sz w:val="24"/>
+          <w:szCs w:val="24"/>
+        </w:rPr>
+        <w:t xml:space="preserve">New patent pumps for children, Star Brand quality.</w:t>
+      </w:r>
+    </w:p>
+    <w:p>
+      <w:pPr>
+        <w:spacing w:after="160"/>
+      </w:pPr>
+      <w:r>
+        <w:rPr>
+          <w:rFonts w:ascii="Times New Roman" w:cs="Times New Roman" w:eastAsia="Times New Roman" w:hAnsi="Times New Roman"/>
+          <w:i/>
+          <w:iCs/>
+          <w:sz w:val="24"/>
+          <w:szCs w:val="24"/>
+        </w:rPr>
+        <w:t xml:space="preserve">[Illustration: Munsing Wear hosiery on legs, with the Munsing Wear trademark and the word “HOSIERY” below]</w:t>
       </w:r>
     </w:p>
     <w:p>
@@ -1076,217 +1047,166 @@
           <w:sz w:val="24"/>
           <w:szCs w:val="24"/>
         </w:rPr>
-        <w:t xml:space="preserve">GLEANINGS</w:t>
-      </w:r>
-    </w:p>
-    <w:p>
-      <w:pPr>
-        <w:spacing w:after="160"/>
-      </w:pPr>
-      <w:r>
-        <w:rPr>
-          <w:rFonts w:ascii="Times New Roman" w:cs="Times New Roman" w:eastAsia="Times New Roman" w:hAnsi="Times New Roman"/>
-          <w:sz w:val="24"/>
-          <w:szCs w:val="24"/>
-        </w:rPr>
-        <w:t xml:space="preserve">Connie Caldwell was in town from Walla Walla for a short time on Tuesday.</w:t>
-      </w:r>
-    </w:p>
-    <w:p>
-      <w:pPr>
-        <w:spacing w:after="160"/>
-      </w:pPr>
-      <w:r>
-        <w:rPr>
-          <w:rFonts w:ascii="Times New Roman" w:cs="Times New Roman" w:eastAsia="Times New Roman" w:hAnsi="Times New Roman"/>
-          <w:sz w:val="24"/>
-          <w:szCs w:val="24"/>
-        </w:rPr>
-        <w:t xml:space="preserve">Jake Wicks came over from Moscow last week for a visit at the John Vandenburg home, returning home Saturday.</w:t>
-      </w:r>
-    </w:p>
-    <w:p>
-      <w:pPr>
-        <w:spacing w:after="160"/>
-      </w:pPr>
-      <w:r>
-        <w:rPr>
-          <w:rFonts w:ascii="Times New Roman" w:cs="Times New Roman" w:eastAsia="Times New Roman" w:hAnsi="Times New Roman"/>
-          <w:sz w:val="24"/>
-          <w:szCs w:val="24"/>
-        </w:rPr>
-        <w:t xml:space="preserve">Mrs. Jack McIntyre of Seattle, who had been visiting at the John Vandenburg home for the past three weeks, left Wednesday of last week for Pasco.</w:t>
-      </w:r>
-    </w:p>
-    <w:p>
-      <w:pPr>
-        <w:spacing w:after="160"/>
-      </w:pPr>
-      <w:r>
-        <w:rPr>
-          <w:rFonts w:ascii="Times New Roman" w:cs="Times New Roman" w:eastAsia="Times New Roman" w:hAnsi="Times New Roman"/>
-          <w:sz w:val="24"/>
-          <w:szCs w:val="24"/>
-        </w:rPr>
-        <w:t xml:space="preserve">Mr. and Mrs. E. L. Vandenburg came over from their ranch near Troy and spent Sunday at the home of Mr. and Mrs. John Vandenburg. They were accompanied by Dick Vandenburg.</w:t>
-      </w:r>
-    </w:p>
-    <w:p>
-      <w:pPr>
-        <w:spacing w:after="160"/>
-      </w:pPr>
-      <w:r>
-        <w:rPr>
-          <w:rFonts w:ascii="Times New Roman" w:cs="Times New Roman" w:eastAsia="Times New Roman" w:hAnsi="Times New Roman"/>
-          <w:sz w:val="24"/>
-          <w:szCs w:val="24"/>
-        </w:rPr>
-        <w:t xml:space="preserve">Mr. and Mrs. Harry Vandenburg and litle daughter, left Saturday for their home at Seattle after having spent three weeks at the home of Mr. Vandenburg’s parents, Mr. and Mrs. John Vandenburgh. They were accompanied by Mr. and Mrs. Dolf Swanson, who had been visiting at Deary.</w:t>
-      </w:r>
-    </w:p>
-    <w:p>
-      <w:pPr>
-        <w:spacing w:after="160"/>
-      </w:pPr>
-      <w:r>
-        <w:rPr>
-          <w:rFonts w:ascii="Times New Roman" w:cs="Times New Roman" w:eastAsia="Times New Roman" w:hAnsi="Times New Roman"/>
-          <w:sz w:val="24"/>
-          <w:szCs w:val="24"/>
-        </w:rPr>
-        <w:t xml:space="preserve">Ed. Vandenburg arrived Friday from his home at Scotts Bluff, Nebr., for a visit. He was met in Moscow by his brother, John Vandenburg, going from there to Troy for a visit with Mr. and Mrs. Emery Vandenburg, coming to Genesee Saturday. Mr. Vandenburg left Tuesday evening for Pablo, Montana, for a visit with another brother.</w:t>
-      </w:r>
-    </w:p>
-    <w:p>
-      <w:pPr>
-        <w:keepNext/>
-        <w:spacing w:after="120" w:before="200"/>
-      </w:pPr>
-      <w:r>
-        <w:rPr>
-          <w:rFonts w:ascii="Times New Roman" w:cs="Times New Roman" w:eastAsia="Times New Roman" w:hAnsi="Times New Roman"/>
-          <w:b/>
-          <w:bCs/>
-          <w:sz w:val="24"/>
-          <w:szCs w:val="24"/>
-        </w:rPr>
-        <w:t xml:space="preserve">Attend Wedding</w:t>
-      </w:r>
-    </w:p>
-    <w:p>
-      <w:pPr>
-        <w:spacing w:after="160"/>
-      </w:pPr>
-      <w:r>
-        <w:rPr>
-          <w:rFonts w:ascii="Times New Roman" w:cs="Times New Roman" w:eastAsia="Times New Roman" w:hAnsi="Times New Roman"/>
-          <w:sz w:val="24"/>
-          <w:szCs w:val="24"/>
-        </w:rPr>
-        <w:t xml:space="preserve">Mr. and Mrs. F. S. Casebolt and daughters returned Friday night from Emmett, Idaho, where they attended the wedding of their son, Walter C. Casebolt, and Miss Viola Creswell of that city.</w:t>
-      </w:r>
-    </w:p>
-    <w:p>
-      <w:pPr>
-        <w:spacing w:after="160"/>
-      </w:pPr>
-      <w:r>
-        <w:rPr>
-          <w:rFonts w:ascii="Times New Roman" w:cs="Times New Roman" w:eastAsia="Times New Roman" w:hAnsi="Times New Roman"/>
-          <w:sz w:val="24"/>
-          <w:szCs w:val="24"/>
-        </w:rPr>
-        <w:t xml:space="preserve">Enroute to Emmett they visited Mr. and Mrs. Hugh McCall, sending the night with them. They report the McCalls as geting along nicely and had a very plesant visit with them. They also saw Miss Marie Hummal, at Boise, who taught in the Genesee public schools last year.</w:t>
-      </w:r>
-    </w:p>
-    <w:p>
-      <w:pPr>
-        <w:spacing w:after="160"/>
-      </w:pPr>
-      <w:r>
-        <w:rPr>
-          <w:rFonts w:ascii="Times New Roman" w:cs="Times New Roman" w:eastAsia="Times New Roman" w:hAnsi="Times New Roman"/>
-          <w:sz w:val="24"/>
-          <w:szCs w:val="24"/>
-        </w:rPr>
-        <w:t xml:space="preserve">They encountered a fragment of the big storm that struck the Asotin country, just a short time befor they reached Haines, Oregon, the home of the McCalls, and had to take shelter from the storm. On their return home they encountered rsults of the storm in the Salmon river country, where there had evidently been a cloudburst, but on the whole they had a very plasant trip.</w:t>
-      </w:r>
-    </w:p>
-    <w:p>
-      <w:pPr>
-        <w:keepNext/>
-        <w:spacing w:after="120" w:before="200"/>
-      </w:pPr>
-      <w:r>
-        <w:rPr>
-          <w:rFonts w:ascii="Times New Roman" w:cs="Times New Roman" w:eastAsia="Times New Roman" w:hAnsi="Times New Roman"/>
-          <w:b/>
-          <w:bCs/>
-          <w:sz w:val="24"/>
-          <w:szCs w:val="24"/>
-        </w:rPr>
-        <w:t xml:space="preserve">The Ford Caravan</w:t>
-      </w:r>
-    </w:p>
-    <w:p>
-      <w:pPr>
-        <w:spacing w:after="160"/>
-      </w:pPr>
-      <w:r>
-        <w:rPr>
-          <w:rFonts w:ascii="Times New Roman" w:cs="Times New Roman" w:eastAsia="Times New Roman" w:hAnsi="Times New Roman"/>
-          <w:sz w:val="24"/>
-          <w:szCs w:val="24"/>
-        </w:rPr>
-        <w:t xml:space="preserve">A Ford caravan, depicting the various types of cars and trucks put out by Henry Ford, was in Genesee for a short time last Friday. Their presence was announced by the blowing of numerous “Goose-quill” whistles supposedly fastened to the cars. It made a very imposing parade.</w:t>
-      </w:r>
-    </w:p>
-    <w:p>
-      <w:pPr>
-        <w:spacing w:after="160"/>
-      </w:pPr>
-      <w:r>
-        <w:rPr>
-          <w:rFonts w:ascii="Times New Roman" w:cs="Times New Roman" w:eastAsia="Times New Roman" w:hAnsi="Times New Roman"/>
-          <w:sz w:val="24"/>
-          <w:szCs w:val="24"/>
-        </w:rPr>
-        <w:t xml:space="preserve">Henry is meeting with honest- to-goodness competition these days and has come to the conclusion that “He that tooteth not his own horn, the same shall not be toothed”—hence all the noise on Friday.</w:t>
-      </w:r>
-    </w:p>
-    <w:p>
-      <w:pPr>
-        <w:spacing w:after="160"/>
-      </w:pPr>
-      <w:r>
-        <w:rPr>
-          <w:rFonts w:ascii="Times New Roman" w:cs="Times New Roman" w:eastAsia="Times New Roman" w:hAnsi="Times New Roman"/>
-          <w:i/>
-          <w:iCs/>
-          <w:sz w:val="24"/>
-          <w:szCs w:val="24"/>
-        </w:rPr>
-        <w:t xml:space="preserve">[The sentence above is split across the two photographs: it ends “…his own horn, the” at the bottom of the upper photo and continues “same shall not be toothed”—hence all the noise on Friday.” at the top of the lower photo.]</w:t>
-      </w:r>
-    </w:p>
-    <w:p>
-      <w:pPr>
-        <w:keepNext/>
-        <w:pBdr>
-          <w:bottom w:val="single" w:color="808080" w:sz="4" w:space="2"/>
-        </w:pBdr>
-        <w:spacing w:after="160" w:before="280"/>
-      </w:pPr>
-      <w:r>
-        <w:rPr>
-          <w:rFonts w:ascii="Times New Roman" w:cs="Times New Roman" w:eastAsia="Times New Roman" w:hAnsi="Times New Roman"/>
-          <w:b/>
-          <w:bCs/>
-          <w:caps/>
-          <w:sz w:val="24"/>
-          <w:szCs w:val="24"/>
-        </w:rPr>
-        <w:t xml:space="preserve">Advertisement — New Picture Theater</w:t>
+        <w:t xml:space="preserve">GROCERY SPECIALS</w:t>
+      </w:r>
+    </w:p>
+    <w:p>
+      <w:pPr>
+        <w:tabs>
+          <w:tab w:val="right" w:pos="9360" w:leader="dot"/>
+        </w:tabs>
+        <w:spacing w:after="60"/>
+      </w:pPr>
+      <w:r>
+        <w:rPr>
+          <w:rFonts w:ascii="Times New Roman" w:cs="Times New Roman" w:eastAsia="Times New Roman" w:hAnsi="Times New Roman"/>
+          <w:sz w:val="24"/>
+          <w:szCs w:val="24"/>
+        </w:rPr>
+        <w:t xml:space="preserve">35c can shredded pineapple</w:t>
+      </w:r>
+      <w:r>
+        <w:rPr>
+          <w:rFonts w:ascii="Times New Roman" w:cs="Times New Roman" w:eastAsia="Times New Roman" w:hAnsi="Times New Roman"/>
+          <w:sz w:val="24"/>
+          <w:szCs w:val="24"/>
+        </w:rPr>
+        <w:t xml:space="preserve">	25c</w:t>
+      </w:r>
+    </w:p>
+    <w:p>
+      <w:pPr>
+        <w:tabs>
+          <w:tab w:val="right" w:pos="9360" w:leader="dot"/>
+        </w:tabs>
+        <w:spacing w:after="60"/>
+      </w:pPr>
+      <w:r>
+        <w:rPr>
+          <w:rFonts w:ascii="Times New Roman" w:cs="Times New Roman" w:eastAsia="Times New Roman" w:hAnsi="Times New Roman"/>
+          <w:sz w:val="24"/>
+          <w:szCs w:val="24"/>
+        </w:rPr>
+        <w:t xml:space="preserve">30c can grated pineapple</w:t>
+      </w:r>
+      <w:r>
+        <w:rPr>
+          <w:rFonts w:ascii="Times New Roman" w:cs="Times New Roman" w:eastAsia="Times New Roman" w:hAnsi="Times New Roman"/>
+          <w:sz w:val="24"/>
+          <w:szCs w:val="24"/>
+        </w:rPr>
+        <w:t xml:space="preserve">	20c</w:t>
+      </w:r>
+    </w:p>
+    <w:p>
+      <w:pPr>
+        <w:tabs>
+          <w:tab w:val="right" w:pos="9360" w:leader="dot"/>
+        </w:tabs>
+        <w:spacing w:after="60"/>
+      </w:pPr>
+      <w:r>
+        <w:rPr>
+          <w:rFonts w:ascii="Times New Roman" w:cs="Times New Roman" w:eastAsia="Times New Roman" w:hAnsi="Times New Roman"/>
+          <w:sz w:val="24"/>
+          <w:szCs w:val="24"/>
+        </w:rPr>
+        <w:t xml:space="preserve">45c can peaches</w:t>
+      </w:r>
+      <w:r>
+        <w:rPr>
+          <w:rFonts w:ascii="Times New Roman" w:cs="Times New Roman" w:eastAsia="Times New Roman" w:hAnsi="Times New Roman"/>
+          <w:sz w:val="24"/>
+          <w:szCs w:val="24"/>
+        </w:rPr>
+        <w:t xml:space="preserve">	25c</w:t>
+      </w:r>
+    </w:p>
+    <w:p>
+      <w:pPr>
+        <w:tabs>
+          <w:tab w:val="right" w:pos="9360" w:leader="dot"/>
+        </w:tabs>
+        <w:spacing w:after="60"/>
+      </w:pPr>
+      <w:r>
+        <w:rPr>
+          <w:rFonts w:ascii="Times New Roman" w:cs="Times New Roman" w:eastAsia="Times New Roman" w:hAnsi="Times New Roman"/>
+          <w:sz w:val="24"/>
+          <w:szCs w:val="24"/>
+        </w:rPr>
+        <w:t xml:space="preserve">1 pound black pepper</w:t>
+      </w:r>
+      <w:r>
+        <w:rPr>
+          <w:rFonts w:ascii="Times New Roman" w:cs="Times New Roman" w:eastAsia="Times New Roman" w:hAnsi="Times New Roman"/>
+          <w:sz w:val="24"/>
+          <w:szCs w:val="24"/>
+        </w:rPr>
+        <w:t xml:space="preserve">	35c</w:t>
+      </w:r>
+    </w:p>
+    <w:p>
+      <w:pPr>
+        <w:tabs>
+          <w:tab w:val="right" w:pos="9360" w:leader="dot"/>
+        </w:tabs>
+        <w:spacing w:after="60"/>
+      </w:pPr>
+      <w:r>
+        <w:rPr>
+          <w:rFonts w:ascii="Times New Roman" w:cs="Times New Roman" w:eastAsia="Times New Roman" w:hAnsi="Times New Roman"/>
+          <w:sz w:val="24"/>
+          <w:szCs w:val="24"/>
+        </w:rPr>
+        <w:t xml:space="preserve">½-pound black pepper</w:t>
+      </w:r>
+      <w:r>
+        <w:rPr>
+          <w:rFonts w:ascii="Times New Roman" w:cs="Times New Roman" w:eastAsia="Times New Roman" w:hAnsi="Times New Roman"/>
+          <w:sz w:val="24"/>
+          <w:szCs w:val="24"/>
+        </w:rPr>
+        <w:t xml:space="preserve">	20c</w:t>
+      </w:r>
+    </w:p>
+    <w:p>
+      <w:pPr>
+        <w:tabs>
+          <w:tab w:val="right" w:pos="9360" w:leader="dot"/>
+        </w:tabs>
+        <w:spacing w:after="60"/>
+      </w:pPr>
+      <w:r>
+        <w:rPr>
+          <w:rFonts w:ascii="Times New Roman" w:cs="Times New Roman" w:eastAsia="Times New Roman" w:hAnsi="Times New Roman"/>
+          <w:sz w:val="24"/>
+          <w:szCs w:val="24"/>
+        </w:rPr>
+        <w:t xml:space="preserve">Peanuts, 2 pounds for</w:t>
+      </w:r>
+      <w:r>
+        <w:rPr>
+          <w:rFonts w:ascii="Times New Roman" w:cs="Times New Roman" w:eastAsia="Times New Roman" w:hAnsi="Times New Roman"/>
+          <w:sz w:val="24"/>
+          <w:szCs w:val="24"/>
+        </w:rPr>
+        <w:t xml:space="preserve">	35c</w:t>
+      </w:r>
+    </w:p>
+    <w:p>
+      <w:pPr>
+        <w:spacing w:after="160"/>
+      </w:pPr>
+      <w:r>
+        <w:rPr>
+          <w:rFonts w:ascii="Times New Roman" w:cs="Times New Roman" w:eastAsia="Times New Roman" w:hAnsi="Times New Roman"/>
+          <w:b/>
+          <w:bCs/>
+          <w:sz w:val="24"/>
+          <w:szCs w:val="24"/>
+        </w:rPr>
+        <w:t xml:space="preserve">OUR STORE WILL BE OPEN UNTIL 10 A. M., ON SATURDAY JULY 4</w:t>
       </w:r>
     </w:p>
     <w:p>
@@ -1302,392 +1222,7 @@
           <w:sz w:val="24"/>
           <w:szCs w:val="24"/>
         </w:rPr>
-        <w:t xml:space="preserve">New Picture Theater</w:t>
-      </w:r>
-    </w:p>
-    <w:p>
-      <w:pPr>
-        <w:spacing w:after="160" w:before="120"/>
-        <w:jc w:val="center"/>
-      </w:pPr>
-      <w:r>
-        <w:rPr>
-          <w:rFonts w:ascii="Times New Roman" w:cs="Times New Roman" w:eastAsia="Times New Roman" w:hAnsi="Times New Roman"/>
-          <w:b/>
-          <w:bCs/>
-          <w:sz w:val="24"/>
-          <w:szCs w:val="24"/>
-        </w:rPr>
-        <w:t xml:space="preserve">D. W. GRIFFITH’S “America”</w:t>
-      </w:r>
-    </w:p>
-    <w:p>
-      <w:pPr>
-        <w:spacing w:after="160"/>
-        <w:jc w:val="center"/>
-      </w:pPr>
-      <w:r>
-        <w:rPr>
-          <w:rFonts w:ascii="Times New Roman" w:cs="Times New Roman" w:eastAsia="Times New Roman" w:hAnsi="Times New Roman"/>
-          <w:b/>
-          <w:bCs/>
-          <w:sz w:val="24"/>
-          <w:szCs w:val="24"/>
-        </w:rPr>
-        <w:t xml:space="preserve">Friday Night, July 3</w:t>
-      </w:r>
-    </w:p>
-    <w:p>
-      <w:pPr>
-        <w:spacing w:after="160"/>
-        <w:jc w:val="center"/>
-      </w:pPr>
-      <w:r>
-        <w:rPr>
-          <w:rFonts w:ascii="Times New Roman" w:cs="Times New Roman" w:eastAsia="Times New Roman" w:hAnsi="Times New Roman"/>
-          <w:b/>
-          <w:bCs/>
-          <w:sz w:val="24"/>
-          <w:szCs w:val="24"/>
-        </w:rPr>
-        <w:t xml:space="preserve">Sunday Night, July 5</w:t>
-      </w:r>
-    </w:p>
-    <w:p>
-      <w:pPr>
-        <w:spacing w:after="160"/>
-        <w:jc w:val="center"/>
-      </w:pPr>
-      <w:r>
-        <w:rPr>
-          <w:rFonts w:ascii="Times New Roman" w:cs="Times New Roman" w:eastAsia="Times New Roman" w:hAnsi="Times New Roman"/>
-          <w:i/>
-          <w:iCs/>
-          <w:sz w:val="24"/>
-          <w:szCs w:val="24"/>
-        </w:rPr>
-        <w:t xml:space="preserve">The Great Romance</w:t>
-      </w:r>
-    </w:p>
-    <w:p>
-      <w:pPr>
-        <w:spacing w:after="160"/>
-      </w:pPr>
-      <w:r>
-        <w:rPr>
-          <w:rFonts w:ascii="Times New Roman" w:cs="Times New Roman" w:eastAsia="Times New Roman" w:hAnsi="Times New Roman"/>
-          <w:sz w:val="24"/>
-          <w:szCs w:val="24"/>
-        </w:rPr>
-        <w:t xml:space="preserve">Declared by many critics to be more wonderful than “The Birth of a Nation” and more thrilling than “Way Down East.” See the heart-shaking ride of Paul Revere—the most famous dramatic scene ever.</w:t>
-      </w:r>
-    </w:p>
-    <w:p>
-      <w:pPr>
-        <w:spacing w:after="160"/>
-        <w:jc w:val="center"/>
-      </w:pPr>
-      <w:r>
-        <w:rPr>
-          <w:rFonts w:ascii="Times New Roman" w:cs="Times New Roman" w:eastAsia="Times New Roman" w:hAnsi="Times New Roman"/>
-          <w:sz w:val="24"/>
-          <w:szCs w:val="24"/>
-        </w:rPr>
-        <w:t xml:space="preserve">PATHE NEWS</w:t>
-      </w:r>
-    </w:p>
-    <w:p>
-      <w:pPr>
-        <w:tabs>
-          <w:tab w:val="center" w:pos="4680"/>
-          <w:tab w:val="right" w:pos="9360"/>
-        </w:tabs>
-        <w:spacing w:after="160"/>
-      </w:pPr>
-      <w:r>
-        <w:rPr>
-          <w:rFonts w:ascii="Times New Roman" w:cs="Times New Roman" w:eastAsia="Times New Roman" w:hAnsi="Times New Roman"/>
-          <w:sz w:val="24"/>
-          <w:szCs w:val="24"/>
-        </w:rPr>
-        <w:t xml:space="preserve">35c	Admission	20c</w:t>
-      </w:r>
-    </w:p>
-    <w:p>
-      <w:pPr>
-        <w:spacing w:after="160" w:before="120"/>
-        <w:jc w:val="center"/>
-      </w:pPr>
-      <w:r>
-        <w:rPr>
-          <w:rFonts w:ascii="Times New Roman" w:cs="Times New Roman" w:eastAsia="Times New Roman" w:hAnsi="Times New Roman"/>
-          <w:b/>
-          <w:bCs/>
-          <w:sz w:val="24"/>
-          <w:szCs w:val="24"/>
-        </w:rPr>
-        <w:t xml:space="preserve">Saturday Night, July 4</w:t>
-      </w:r>
-    </w:p>
-    <w:p>
-      <w:pPr>
-        <w:spacing w:after="160" w:before="120"/>
-        <w:jc w:val="center"/>
-      </w:pPr>
-      <w:r>
-        <w:rPr>
-          <w:rFonts w:ascii="Times New Roman" w:cs="Times New Roman" w:eastAsia="Times New Roman" w:hAnsi="Times New Roman"/>
-          <w:b/>
-          <w:bCs/>
-          <w:sz w:val="24"/>
-          <w:szCs w:val="24"/>
-        </w:rPr>
-        <w:t xml:space="preserve">WILLIAM DESMOND</w:t>
-      </w:r>
-    </w:p>
-    <w:p>
-      <w:pPr>
-        <w:spacing w:after="160"/>
-        <w:jc w:val="center"/>
-      </w:pPr>
-      <w:r>
-        <w:rPr>
-          <w:rFonts w:ascii="Times New Roman" w:cs="Times New Roman" w:eastAsia="Times New Roman" w:hAnsi="Times New Roman"/>
-          <w:b/>
-          <w:bCs/>
-          <w:sz w:val="24"/>
-          <w:szCs w:val="24"/>
-        </w:rPr>
-        <w:t xml:space="preserve">—IN—</w:t>
-      </w:r>
-    </w:p>
-    <w:p>
-      <w:pPr>
-        <w:spacing w:after="160" w:before="120"/>
-        <w:jc w:val="center"/>
-      </w:pPr>
-      <w:r>
-        <w:rPr>
-          <w:rFonts w:ascii="Times New Roman" w:cs="Times New Roman" w:eastAsia="Times New Roman" w:hAnsi="Times New Roman"/>
-          <w:b/>
-          <w:bCs/>
-          <w:sz w:val="24"/>
-          <w:szCs w:val="24"/>
-        </w:rPr>
-        <w:t xml:space="preserve">“Big Timber”</w:t>
-      </w:r>
-    </w:p>
-    <w:p>
-      <w:pPr>
-        <w:spacing w:after="160"/>
-        <w:jc w:val="center"/>
-      </w:pPr>
-      <w:r>
-        <w:rPr>
-          <w:rFonts w:ascii="Times New Roman" w:cs="Times New Roman" w:eastAsia="Times New Roman" w:hAnsi="Times New Roman"/>
-          <w:sz w:val="24"/>
-          <w:szCs w:val="24"/>
-        </w:rPr>
-        <w:t xml:space="preserve">A Tremendous Story of Life in the Giant Pine Country</w:t>
-      </w:r>
-    </w:p>
-    <w:p>
-      <w:pPr>
-        <w:spacing w:after="160"/>
-        <w:jc w:val="center"/>
-      </w:pPr>
-      <w:r>
-        <w:rPr>
-          <w:rFonts w:ascii="Times New Roman" w:cs="Times New Roman" w:eastAsia="Times New Roman" w:hAnsi="Times New Roman"/>
-          <w:b/>
-          <w:bCs/>
-          <w:sz w:val="24"/>
-          <w:szCs w:val="24"/>
-        </w:rPr>
-        <w:t xml:space="preserve">Serial “Idaho”          Pathe News</w:t>
-      </w:r>
-    </w:p>
-    <w:p>
-      <w:pPr>
-        <w:spacing w:after="160"/>
-        <w:jc w:val="center"/>
-      </w:pPr>
-      <w:r>
-        <w:rPr>
-          <w:rFonts w:ascii="Times New Roman" w:cs="Times New Roman" w:eastAsia="Times New Roman" w:hAnsi="Times New Roman"/>
-          <w:i/>
-          <w:iCs/>
-          <w:sz w:val="24"/>
-          <w:szCs w:val="24"/>
-        </w:rPr>
-        <w:t xml:space="preserve">Continuous Show -- 12 Noon to 12 Midnight</w:t>
-      </w:r>
-    </w:p>
-    <w:p>
-      <w:pPr>
-        <w:tabs>
-          <w:tab w:val="center" w:pos="4680"/>
-          <w:tab w:val="right" w:pos="9360"/>
-        </w:tabs>
-        <w:spacing w:after="160"/>
-      </w:pPr>
-      <w:r>
-        <w:rPr>
-          <w:rFonts w:ascii="Times New Roman" w:cs="Times New Roman" w:eastAsia="Times New Roman" w:hAnsi="Times New Roman"/>
-          <w:sz w:val="24"/>
-          <w:szCs w:val="24"/>
-        </w:rPr>
-        <w:t xml:space="preserve">25c	ADMISSION	15c</w:t>
-      </w:r>
-    </w:p>
-    <w:p>
-      <w:pPr>
-        <w:spacing w:after="160" w:before="120"/>
-        <w:jc w:val="center"/>
-      </w:pPr>
-      <w:r>
-        <w:rPr>
-          <w:rFonts w:ascii="Times New Roman" w:cs="Times New Roman" w:eastAsia="Times New Roman" w:hAnsi="Times New Roman"/>
-          <w:b/>
-          <w:bCs/>
-          <w:sz w:val="24"/>
-          <w:szCs w:val="24"/>
-        </w:rPr>
-        <w:t xml:space="preserve">Wednesday Night, July 8</w:t>
-      </w:r>
-    </w:p>
-    <w:p>
-      <w:pPr>
-        <w:spacing w:after="160" w:before="120"/>
-        <w:jc w:val="center"/>
-      </w:pPr>
-      <w:r>
-        <w:rPr>
-          <w:rFonts w:ascii="Times New Roman" w:cs="Times New Roman" w:eastAsia="Times New Roman" w:hAnsi="Times New Roman"/>
-          <w:b/>
-          <w:bCs/>
-          <w:sz w:val="24"/>
-          <w:szCs w:val="24"/>
-        </w:rPr>
-        <w:t xml:space="preserve">LEFTY FLYNN</w:t>
-      </w:r>
-    </w:p>
-    <w:p>
-      <w:pPr>
-        <w:spacing w:after="160"/>
-        <w:jc w:val="center"/>
-      </w:pPr>
-      <w:r>
-        <w:rPr>
-          <w:rFonts w:ascii="Times New Roman" w:cs="Times New Roman" w:eastAsia="Times New Roman" w:hAnsi="Times New Roman"/>
-          <w:b/>
-          <w:bCs/>
-          <w:sz w:val="24"/>
-          <w:szCs w:val="24"/>
-        </w:rPr>
-        <w:t xml:space="preserve">—IN—</w:t>
-      </w:r>
-    </w:p>
-    <w:p>
-      <w:pPr>
-        <w:spacing w:after="160" w:before="120"/>
-        <w:jc w:val="center"/>
-      </w:pPr>
-      <w:r>
-        <w:rPr>
-          <w:rFonts w:ascii="Times New Roman" w:cs="Times New Roman" w:eastAsia="Times New Roman" w:hAnsi="Times New Roman"/>
-          <w:b/>
-          <w:bCs/>
-          <w:sz w:val="24"/>
-          <w:szCs w:val="24"/>
-        </w:rPr>
-        <w:t xml:space="preserve">“The No Gun Man”</w:t>
-      </w:r>
-    </w:p>
-    <w:p>
-      <w:pPr>
-        <w:spacing w:after="160"/>
-      </w:pPr>
-      <w:r>
-        <w:rPr>
-          <w:rFonts w:ascii="Times New Roman" w:cs="Times New Roman" w:eastAsia="Times New Roman" w:hAnsi="Times New Roman"/>
-          <w:sz w:val="24"/>
-          <w:szCs w:val="24"/>
-        </w:rPr>
-        <w:t xml:space="preserve">A cyclone of hard-riding, hard-fighting action, thrills, romance </w:t>
-      </w:r>
-      <w:r>
-        <w:rPr>
-          <w:rFonts w:ascii="Times New Roman" w:cs="Times New Roman" w:eastAsia="Times New Roman" w:hAnsi="Times New Roman"/>
-          <w:sz w:val="24"/>
-          <w:szCs w:val="24"/>
-          <w:highlight w:val="yellow"/>
-          <w:highlightCs w:val="yellow"/>
-        </w:rPr>
-        <w:t xml:space="preserve">[remainder of this line and any further lines cut off at the bottom edge of the upper photo; the last visible words appear to be “fighting action thrills romance”]</w:t>
-      </w:r>
-    </w:p>
-    <w:p>
-      <w:pPr>
-        <w:spacing w:after="160"/>
-      </w:pPr>
-      <w:r>
-        <w:rPr>
-          <w:rFonts w:ascii="Times New Roman" w:cs="Times New Roman" w:eastAsia="Times New Roman" w:hAnsi="Times New Roman"/>
-          <w:sz w:val="24"/>
-          <w:szCs w:val="24"/>
-          <w:highlight w:val="yellow"/>
-          <w:highlightCs w:val="yellow"/>
-        </w:rPr>
-        <w:t xml:space="preserve">[line cut off at the top edge of the lower photo — only the bottom of the letters is visible; appears to begin “lighting,”]</w:t>
-      </w:r>
-    </w:p>
-    <w:p>
-      <w:pPr>
-        <w:spacing w:after="160"/>
-        <w:jc w:val="center"/>
-      </w:pPr>
-      <w:r>
-        <w:rPr>
-          <w:rFonts w:ascii="Times New Roman" w:cs="Times New Roman" w:eastAsia="Times New Roman" w:hAnsi="Times New Roman"/>
-          <w:b/>
-          <w:bCs/>
-          <w:sz w:val="24"/>
-          <w:szCs w:val="24"/>
-        </w:rPr>
-        <w:t xml:space="preserve">A GCOD COMEDY</w:t>
-      </w:r>
-    </w:p>
-    <w:p>
-      <w:pPr>
-        <w:tabs>
-          <w:tab w:val="center" w:pos="4680"/>
-          <w:tab w:val="right" w:pos="9360"/>
-        </w:tabs>
-        <w:spacing w:after="160"/>
-      </w:pPr>
-      <w:r>
-        <w:rPr>
-          <w:rFonts w:ascii="Times New Roman" w:cs="Times New Roman" w:eastAsia="Times New Roman" w:hAnsi="Times New Roman"/>
-          <w:sz w:val="24"/>
-          <w:szCs w:val="24"/>
-        </w:rPr>
-        <w:t xml:space="preserve">25c	ADMIISSION	15c</w:t>
-      </w:r>
-    </w:p>
-    <w:p>
-      <w:pPr>
-        <w:spacing w:after="160"/>
-      </w:pPr>
-      <w:r>
-        <w:rPr>
-          <w:rFonts w:ascii="Times New Roman" w:cs="Times New Roman" w:eastAsia="Times New Roman" w:hAnsi="Times New Roman"/>
-          <w:i/>
-          <w:iCs/>
-          <w:sz w:val="24"/>
-          <w:szCs w:val="24"/>
-        </w:rPr>
-        <w:t xml:space="preserve">[The last four lines (from “A GCOD COMEDY”) are printed at the top edge of the lower photo and belong to the Lefty Flynn advertisement.]</w:t>
+        <w:t xml:space="preserve">Follett Mercantile Co.</w:t>
       </w:r>
     </w:p>
     <w:p>
@@ -1709,7 +1244,7 @@
           <w:sz w:val="24"/>
           <w:szCs w:val="24"/>
         </w:rPr>
-        <w:t xml:space="preserve">Lower half of page</w:t>
+        <w:t xml:space="preserve">Column 2</w:t>
       </w:r>
     </w:p>
     <w:p>
@@ -1729,7 +1264,7 @@
           <w:sz w:val="24"/>
           <w:szCs w:val="24"/>
         </w:rPr>
-        <w:t xml:space="preserve">Advertisement — Follett Mercantile Co.</w:t>
+        <w:t xml:space="preserve">Advertisement — W. H. Rader (spans columns 2 and 3)</w:t>
       </w:r>
     </w:p>
     <w:p>
@@ -1745,204 +1280,47 @@
           <w:sz w:val="24"/>
           <w:szCs w:val="24"/>
         </w:rPr>
-        <w:t xml:space="preserve">MUNSINGWEAR HOSIERY</w:t>
-      </w:r>
-    </w:p>
-    <w:p>
-      <w:pPr>
-        <w:spacing w:after="160"/>
-      </w:pPr>
-      <w:r>
-        <w:rPr>
-          <w:rFonts w:ascii="Times New Roman" w:cs="Times New Roman" w:eastAsia="Times New Roman" w:hAnsi="Times New Roman"/>
-          <w:i/>
-          <w:iCs/>
-          <w:sz w:val="24"/>
-          <w:szCs w:val="24"/>
-        </w:rPr>
-        <w:t xml:space="preserve">[Munsing Wear trademark appears on both sides of the word “HOSIERY”. Illustration: a row of legs and shoes.]</w:t>
-      </w:r>
-    </w:p>
-    <w:p>
-      <w:pPr>
-        <w:spacing w:after="160"/>
-      </w:pPr>
-      <w:r>
-        <w:rPr>
-          <w:rFonts w:ascii="Times New Roman" w:cs="Times New Roman" w:eastAsia="Times New Roman" w:hAnsi="Times New Roman"/>
-          <w:sz w:val="24"/>
-          <w:szCs w:val="24"/>
-        </w:rPr>
-        <w:t xml:space="preserve">OUR stock of Munsing hosiery for men, women and children is now complete.</w:t>
-      </w:r>
-    </w:p>
-    <w:p>
-      <w:pPr>
-        <w:tabs>
-          <w:tab w:val="right" w:pos="9360" w:leader="dot"/>
-        </w:tabs>
-        <w:spacing w:after="60"/>
-      </w:pPr>
-      <w:r>
-        <w:rPr>
-          <w:rFonts w:ascii="Times New Roman" w:cs="Times New Roman" w:eastAsia="Times New Roman" w:hAnsi="Times New Roman"/>
-          <w:sz w:val="24"/>
-          <w:szCs w:val="24"/>
-        </w:rPr>
-        <w:t xml:space="preserve">Ladies’ full-fashioned pure silk Munsing hose, in all the new shades, our price, per pair</w:t>
-      </w:r>
-      <w:r>
-        <w:rPr>
-          <w:rFonts w:ascii="Times New Roman" w:cs="Times New Roman" w:eastAsia="Times New Roman" w:hAnsi="Times New Roman"/>
-          <w:sz w:val="24"/>
-          <w:szCs w:val="24"/>
-        </w:rPr>
-        <w:t xml:space="preserve">	$1.50</w:t>
-      </w:r>
-    </w:p>
-    <w:p>
-      <w:pPr>
-        <w:tabs>
-          <w:tab w:val="right" w:pos="9360" w:leader="dot"/>
-        </w:tabs>
-        <w:spacing w:after="60"/>
-      </w:pPr>
-      <w:r>
-        <w:rPr>
-          <w:rFonts w:ascii="Times New Roman" w:cs="Times New Roman" w:eastAsia="Times New Roman" w:hAnsi="Times New Roman"/>
-          <w:sz w:val="24"/>
-          <w:szCs w:val="24"/>
-        </w:rPr>
-        <w:t xml:space="preserve">Ladies’ pure thread silk hose, new shades, pair</w:t>
-      </w:r>
-      <w:r>
-        <w:rPr>
-          <w:rFonts w:ascii="Times New Roman" w:cs="Times New Roman" w:eastAsia="Times New Roman" w:hAnsi="Times New Roman"/>
-          <w:sz w:val="24"/>
-          <w:szCs w:val="24"/>
-        </w:rPr>
-        <w:t xml:space="preserve">	.95</w:t>
-      </w:r>
-    </w:p>
-    <w:p>
-      <w:pPr>
-        <w:tabs>
-          <w:tab w:val="right" w:pos="9360" w:leader="dot"/>
-        </w:tabs>
-        <w:spacing w:after="60"/>
-      </w:pPr>
-      <w:r>
-        <w:rPr>
-          <w:rFonts w:ascii="Times New Roman" w:cs="Times New Roman" w:eastAsia="Times New Roman" w:hAnsi="Times New Roman"/>
-          <w:sz w:val="24"/>
-          <w:szCs w:val="24"/>
-        </w:rPr>
-        <w:t xml:space="preserve">Children’s lisle Munsing hose, new shades, pair</w:t>
-      </w:r>
-      <w:r>
-        <w:rPr>
-          <w:rFonts w:ascii="Times New Roman" w:cs="Times New Roman" w:eastAsia="Times New Roman" w:hAnsi="Times New Roman"/>
-          <w:sz w:val="24"/>
-          <w:szCs w:val="24"/>
-        </w:rPr>
-        <w:t xml:space="preserve">	.50</w:t>
-      </w:r>
-    </w:p>
-    <w:p>
-      <w:pPr>
-        <w:tabs>
-          <w:tab w:val="right" w:pos="9360" w:leader="dot"/>
-        </w:tabs>
-        <w:spacing w:after="60"/>
-      </w:pPr>
-      <w:r>
-        <w:rPr>
-          <w:rFonts w:ascii="Times New Roman" w:cs="Times New Roman" w:eastAsia="Times New Roman" w:hAnsi="Times New Roman"/>
-          <w:sz w:val="24"/>
-          <w:szCs w:val="24"/>
-        </w:rPr>
-        <w:t xml:space="preserve">Childoen’s cotton hose, Munsing quality, all sizes, pair</w:t>
-      </w:r>
-      <w:r>
-        <w:rPr>
-          <w:rFonts w:ascii="Times New Roman" w:cs="Times New Roman" w:eastAsia="Times New Roman" w:hAnsi="Times New Roman"/>
-          <w:sz w:val="24"/>
-          <w:szCs w:val="24"/>
-        </w:rPr>
-        <w:t xml:space="preserve">	.25</w:t>
-      </w:r>
-    </w:p>
-    <w:p>
-      <w:pPr>
-        <w:spacing w:after="160"/>
-      </w:pPr>
-      <w:r>
-        <w:rPr>
-          <w:rFonts w:ascii="Times New Roman" w:cs="Times New Roman" w:eastAsia="Times New Roman" w:hAnsi="Times New Roman"/>
-          <w:sz w:val="24"/>
-          <w:szCs w:val="24"/>
-        </w:rPr>
-        <w:t xml:space="preserve">Ladies’ stylish new pumps, Star Brand quality.</w:t>
-      </w:r>
-    </w:p>
-    <w:p>
-      <w:pPr>
-        <w:spacing w:after="160"/>
-      </w:pPr>
-      <w:r>
-        <w:rPr>
-          <w:rFonts w:ascii="Times New Roman" w:cs="Times New Roman" w:eastAsia="Times New Roman" w:hAnsi="Times New Roman"/>
-          <w:sz w:val="24"/>
-          <w:szCs w:val="24"/>
-        </w:rPr>
-        <w:t xml:space="preserve">New patent pumps for children, Star Brand quality.</w:t>
-      </w:r>
-    </w:p>
-    <w:p>
-      <w:pPr>
-        <w:spacing w:after="160"/>
-      </w:pPr>
-      <w:r>
-        <w:rPr>
-          <w:rFonts w:ascii="Times New Roman" w:cs="Times New Roman" w:eastAsia="Times New Roman" w:hAnsi="Times New Roman"/>
-          <w:i/>
-          <w:iCs/>
-          <w:sz w:val="24"/>
-          <w:szCs w:val="24"/>
-        </w:rPr>
-        <w:t xml:space="preserve">[Illustration: Munsing Wear hosiery on legs, with the Munsing Wear trademark and the word “HOSIERY” below]</w:t>
-      </w:r>
-    </w:p>
-    <w:p>
-      <w:pPr>
-        <w:keepNext/>
-        <w:spacing w:after="120" w:before="200"/>
-      </w:pPr>
-      <w:r>
-        <w:rPr>
-          <w:rFonts w:ascii="Times New Roman" w:cs="Times New Roman" w:eastAsia="Times New Roman" w:hAnsi="Times New Roman"/>
-          <w:b/>
-          <w:bCs/>
-          <w:sz w:val="24"/>
-          <w:szCs w:val="24"/>
-        </w:rPr>
-        <w:t xml:space="preserve">GROCERY SPECIALS</w:t>
-      </w:r>
-    </w:p>
-    <w:p>
-      <w:pPr>
-        <w:tabs>
-          <w:tab w:val="right" w:pos="9360" w:leader="dot"/>
-        </w:tabs>
-        <w:spacing w:after="60"/>
-      </w:pPr>
-      <w:r>
-        <w:rPr>
-          <w:rFonts w:ascii="Times New Roman" w:cs="Times New Roman" w:eastAsia="Times New Roman" w:hAnsi="Times New Roman"/>
-          <w:sz w:val="24"/>
-          <w:szCs w:val="24"/>
-        </w:rPr>
-        <w:t xml:space="preserve">35c can shredded pineapple</w:t>
+        <w:t xml:space="preserve">Pay Cash and Save</w:t>
+      </w:r>
+    </w:p>
+    <w:p>
+      <w:pPr>
+        <w:tabs>
+          <w:tab w:val="right" w:pos="9360" w:leader="dot"/>
+        </w:tabs>
+        <w:spacing w:after="60"/>
+      </w:pPr>
+      <w:r>
+        <w:rPr>
+          <w:rFonts w:ascii="Times New Roman" w:cs="Times New Roman" w:eastAsia="Times New Roman" w:hAnsi="Times New Roman"/>
+          <w:sz w:val="24"/>
+          <w:szCs w:val="24"/>
+        </w:rPr>
+        <w:t xml:space="preserve">Pineapple, large, sliced</w:t>
+      </w:r>
+      <w:r>
+        <w:rPr>
+          <w:rFonts w:ascii="Times New Roman" w:cs="Times New Roman" w:eastAsia="Times New Roman" w:hAnsi="Times New Roman"/>
+          <w:sz w:val="24"/>
+          <w:szCs w:val="24"/>
+        </w:rPr>
+        <w:t xml:space="preserve">	35c</w:t>
+      </w:r>
+    </w:p>
+    <w:p>
+      <w:pPr>
+        <w:tabs>
+          <w:tab w:val="right" w:pos="9360" w:leader="dot"/>
+        </w:tabs>
+        <w:spacing w:after="60"/>
+      </w:pPr>
+      <w:r>
+        <w:rPr>
+          <w:rFonts w:ascii="Times New Roman" w:cs="Times New Roman" w:eastAsia="Times New Roman" w:hAnsi="Times New Roman"/>
+          <w:sz w:val="24"/>
+          <w:szCs w:val="24"/>
+        </w:rPr>
+        <w:t xml:space="preserve">Pineapple, medium, sliced</w:t>
       </w:r>
       <w:r>
         <w:rPr>
@@ -1966,7 +1344,7 @@
           <w:sz w:val="24"/>
           <w:szCs w:val="24"/>
         </w:rPr>
-        <w:t xml:space="preserve">30c can grated pineapple</w:t>
+        <w:t xml:space="preserve">Pineapple, small, sliced</w:t>
       </w:r>
       <w:r>
         <w:rPr>
@@ -1990,7 +1368,55 @@
           <w:sz w:val="24"/>
           <w:szCs w:val="24"/>
         </w:rPr>
-        <w:t xml:space="preserve">45c can peaches</w:t>
+        <w:t xml:space="preserve">Swansdown Cake Flour</w:t>
+      </w:r>
+      <w:r>
+        <w:rPr>
+          <w:rFonts w:ascii="Times New Roman" w:cs="Times New Roman" w:eastAsia="Times New Roman" w:hAnsi="Times New Roman"/>
+          <w:sz w:val="24"/>
+          <w:szCs w:val="24"/>
+        </w:rPr>
+        <w:t xml:space="preserve">	45c</w:t>
+      </w:r>
+    </w:p>
+    <w:p>
+      <w:pPr>
+        <w:tabs>
+          <w:tab w:val="right" w:pos="9360" w:leader="dot"/>
+        </w:tabs>
+        <w:spacing w:after="60"/>
+      </w:pPr>
+      <w:r>
+        <w:rPr>
+          <w:rFonts w:ascii="Times New Roman" w:cs="Times New Roman" w:eastAsia="Times New Roman" w:hAnsi="Times New Roman"/>
+          <w:sz w:val="24"/>
+          <w:szCs w:val="24"/>
+        </w:rPr>
+        <w:t xml:space="preserve">“99” Coffee, pound</w:t>
+      </w:r>
+      <w:r>
+        <w:rPr>
+          <w:rFonts w:ascii="Times New Roman" w:cs="Times New Roman" w:eastAsia="Times New Roman" w:hAnsi="Times New Roman"/>
+          <w:sz w:val="24"/>
+          <w:szCs w:val="24"/>
+        </w:rPr>
+        <w:t xml:space="preserve">	45c</w:t>
+      </w:r>
+    </w:p>
+    <w:p>
+      <w:pPr>
+        <w:tabs>
+          <w:tab w:val="right" w:pos="9360" w:leader="dot"/>
+        </w:tabs>
+        <w:spacing w:after="60"/>
+      </w:pPr>
+      <w:r>
+        <w:rPr>
+          <w:rFonts w:ascii="Times New Roman" w:cs="Times New Roman" w:eastAsia="Times New Roman" w:hAnsi="Times New Roman"/>
+          <w:sz w:val="24"/>
+          <w:szCs w:val="24"/>
+        </w:rPr>
+        <w:t xml:space="preserve">Sunny Monday soap, 6 bars for</w:t>
       </w:r>
       <w:r>
         <w:rPr>
@@ -2003,93 +1429,6 @@
     </w:p>
     <w:p>
       <w:pPr>
-        <w:tabs>
-          <w:tab w:val="right" w:pos="9360" w:leader="dot"/>
-        </w:tabs>
-        <w:spacing w:after="60"/>
-      </w:pPr>
-      <w:r>
-        <w:rPr>
-          <w:rFonts w:ascii="Times New Roman" w:cs="Times New Roman" w:eastAsia="Times New Roman" w:hAnsi="Times New Roman"/>
-          <w:sz w:val="24"/>
-          <w:szCs w:val="24"/>
-        </w:rPr>
-        <w:t xml:space="preserve">1 pound black pepper</w:t>
-      </w:r>
-      <w:r>
-        <w:rPr>
-          <w:rFonts w:ascii="Times New Roman" w:cs="Times New Roman" w:eastAsia="Times New Roman" w:hAnsi="Times New Roman"/>
-          <w:sz w:val="24"/>
-          <w:szCs w:val="24"/>
-        </w:rPr>
-        <w:t xml:space="preserve">	35c</w:t>
-      </w:r>
-    </w:p>
-    <w:p>
-      <w:pPr>
-        <w:tabs>
-          <w:tab w:val="right" w:pos="9360" w:leader="dot"/>
-        </w:tabs>
-        <w:spacing w:after="60"/>
-      </w:pPr>
-      <w:r>
-        <w:rPr>
-          <w:rFonts w:ascii="Times New Roman" w:cs="Times New Roman" w:eastAsia="Times New Roman" w:hAnsi="Times New Roman"/>
-          <w:sz w:val="24"/>
-          <w:szCs w:val="24"/>
-        </w:rPr>
-        <w:t xml:space="preserve">½-pound black pepper</w:t>
-      </w:r>
-      <w:r>
-        <w:rPr>
-          <w:rFonts w:ascii="Times New Roman" w:cs="Times New Roman" w:eastAsia="Times New Roman" w:hAnsi="Times New Roman"/>
-          <w:sz w:val="24"/>
-          <w:szCs w:val="24"/>
-        </w:rPr>
-        <w:t xml:space="preserve">	20c</w:t>
-      </w:r>
-    </w:p>
-    <w:p>
-      <w:pPr>
-        <w:tabs>
-          <w:tab w:val="right" w:pos="9360" w:leader="dot"/>
-        </w:tabs>
-        <w:spacing w:after="60"/>
-      </w:pPr>
-      <w:r>
-        <w:rPr>
-          <w:rFonts w:ascii="Times New Roman" w:cs="Times New Roman" w:eastAsia="Times New Roman" w:hAnsi="Times New Roman"/>
-          <w:sz w:val="24"/>
-          <w:szCs w:val="24"/>
-        </w:rPr>
-        <w:t xml:space="preserve">Peanuts, 2 pounds for</w:t>
-      </w:r>
-      <w:r>
-        <w:rPr>
-          <w:rFonts w:ascii="Times New Roman" w:cs="Times New Roman" w:eastAsia="Times New Roman" w:hAnsi="Times New Roman"/>
-          <w:sz w:val="24"/>
-          <w:szCs w:val="24"/>
-        </w:rPr>
-        <w:t xml:space="preserve">	35c</w:t>
-      </w:r>
-    </w:p>
-    <w:p>
-      <w:pPr>
-        <w:spacing w:after="160"/>
-      </w:pPr>
-      <w:r>
-        <w:rPr>
-          <w:rFonts w:ascii="Times New Roman" w:cs="Times New Roman" w:eastAsia="Times New Roman" w:hAnsi="Times New Roman"/>
-          <w:b/>
-          <w:bCs/>
-          <w:sz w:val="24"/>
-          <w:szCs w:val="24"/>
-        </w:rPr>
-        <w:t xml:space="preserve">OUR STORE WILL BE OPEN UNTIL 10 A. M., ON SATURDAY JULY 4</w:t>
-      </w:r>
-    </w:p>
-    <w:p>
-      <w:pPr>
         <w:spacing w:after="160" w:before="120"/>
         <w:jc w:val="center"/>
       </w:pPr>
@@ -2101,7 +1440,21 @@
           <w:sz w:val="24"/>
           <w:szCs w:val="24"/>
         </w:rPr>
-        <w:t xml:space="preserve">Follett Mercantile Co.</w:t>
+        <w:t xml:space="preserve">W. H. RADER</w:t>
+      </w:r>
+    </w:p>
+    <w:p>
+      <w:pPr>
+        <w:spacing w:after="160"/>
+        <w:jc w:val="center"/>
+      </w:pPr>
+      <w:r>
+        <w:rPr>
+          <w:rFonts w:ascii="Times New Roman" w:cs="Times New Roman" w:eastAsia="Times New Roman" w:hAnsi="Times New Roman"/>
+          <w:sz w:val="24"/>
+          <w:szCs w:val="24"/>
+        </w:rPr>
+        <w:t xml:space="preserve">AT THE CITY MEAT MARKET</w:t>
       </w:r>
     </w:p>
     <w:p>
@@ -2137,22 +1490,101 @@
           <w:sz w:val="24"/>
           <w:szCs w:val="24"/>
         </w:rPr>
+        <w:t xml:space="preserve">GLEANINGS</w:t>
+      </w:r>
+    </w:p>
+    <w:p>
+      <w:pPr>
+        <w:spacing w:after="160"/>
+      </w:pPr>
+      <w:r>
+        <w:rPr>
+          <w:rFonts w:ascii="Times New Roman" w:cs="Times New Roman" w:eastAsia="Times New Roman" w:hAnsi="Times New Roman"/>
+          <w:sz w:val="24"/>
+          <w:szCs w:val="24"/>
+        </w:rPr>
+        <w:t xml:space="preserve">Connie Caldwell was in town from Walla Walla for a short time on Tuesday.</w:t>
+      </w:r>
+    </w:p>
+    <w:p>
+      <w:pPr>
+        <w:spacing w:after="160"/>
+      </w:pPr>
+      <w:r>
+        <w:rPr>
+          <w:rFonts w:ascii="Times New Roman" w:cs="Times New Roman" w:eastAsia="Times New Roman" w:hAnsi="Times New Roman"/>
+          <w:sz w:val="24"/>
+          <w:szCs w:val="24"/>
+        </w:rPr>
+        <w:t xml:space="preserve">Jake Wicks came over from Moscow last week for a visit at the John Vandenburg home, returning home Saturday.</w:t>
+      </w:r>
+    </w:p>
+    <w:p>
+      <w:pPr>
+        <w:spacing w:after="160"/>
+      </w:pPr>
+      <w:r>
+        <w:rPr>
+          <w:rFonts w:ascii="Times New Roman" w:cs="Times New Roman" w:eastAsia="Times New Roman" w:hAnsi="Times New Roman"/>
+          <w:sz w:val="24"/>
+          <w:szCs w:val="24"/>
+        </w:rPr>
+        <w:t xml:space="preserve">Mrs. Jack McIntyre of Seattle, who had been visiting at the John Vandenburg home for the past three weeks, left Wednesday of last week for Pasco.</w:t>
+      </w:r>
+    </w:p>
+    <w:p>
+      <w:pPr>
+        <w:spacing w:after="160"/>
+      </w:pPr>
+      <w:r>
+        <w:rPr>
+          <w:rFonts w:ascii="Times New Roman" w:cs="Times New Roman" w:eastAsia="Times New Roman" w:hAnsi="Times New Roman"/>
+          <w:sz w:val="24"/>
+          <w:szCs w:val="24"/>
+        </w:rPr>
+        <w:t xml:space="preserve">Mr. and Mrs. E. L. Vandenburg came over from their ranch near Troy and spent Sunday at the home of Mr. and Mrs. John Vandenburg. They were accompanied by Dick Vandenburg.</w:t>
+      </w:r>
+    </w:p>
+    <w:p>
+      <w:pPr>
+        <w:spacing w:after="160"/>
+      </w:pPr>
+      <w:r>
+        <w:rPr>
+          <w:rFonts w:ascii="Times New Roman" w:cs="Times New Roman" w:eastAsia="Times New Roman" w:hAnsi="Times New Roman"/>
+          <w:sz w:val="24"/>
+          <w:szCs w:val="24"/>
+        </w:rPr>
+        <w:t xml:space="preserve">Mr. and Mrs. Harry Vandenburg and litle daughter, left Saturday for their home at Seattle after having spent three weeks at the home of Mr. Vandenburg’s parents, Mr. and Mrs. John Vandenburgh. They were accompanied by Mr. and Mrs. Dolf Swanson, who had been visiting at Deary.</w:t>
+      </w:r>
+    </w:p>
+    <w:p>
+      <w:pPr>
+        <w:spacing w:after="160"/>
+      </w:pPr>
+      <w:r>
+        <w:rPr>
+          <w:rFonts w:ascii="Times New Roman" w:cs="Times New Roman" w:eastAsia="Times New Roman" w:hAnsi="Times New Roman"/>
+          <w:sz w:val="24"/>
+          <w:szCs w:val="24"/>
+        </w:rPr>
+        <w:t xml:space="preserve">Ed. Vandenburg arrived Friday from his home at Scotts Bluff, Nebr., for a visit. He was met in Moscow by his brother, John Vandenburg, going from there to Troy for a visit with Mr. and Mrs. Emery Vandenburg, coming to Genesee Saturday. Mr. Vandenburg left Tuesday evening for Pablo, Montana, for a visit with another brother.</w:t>
+      </w:r>
+    </w:p>
+    <w:p>
+      <w:pPr>
+        <w:keepNext/>
+        <w:spacing w:after="120" w:before="200"/>
+      </w:pPr>
+      <w:r>
+        <w:rPr>
+          <w:rFonts w:ascii="Times New Roman" w:cs="Times New Roman" w:eastAsia="Times New Roman" w:hAnsi="Times New Roman"/>
+          <w:b/>
+          <w:bCs/>
+          <w:sz w:val="24"/>
+          <w:szCs w:val="24"/>
+        </w:rPr>
         <w:t xml:space="preserve">Entertained Card Club</w:t>
-      </w:r>
-    </w:p>
-    <w:p>
-      <w:pPr>
-        <w:spacing w:after="160"/>
-      </w:pPr>
-      <w:r>
-        <w:rPr>
-          <w:rFonts w:ascii="Times New Roman" w:cs="Times New Roman" w:eastAsia="Times New Roman" w:hAnsi="Times New Roman"/>
-          <w:i/>
-          <w:iCs/>
-          <w:sz w:val="24"/>
-          <w:szCs w:val="24"/>
-        </w:rPr>
-        <w:t xml:space="preserve">[Headline is partly cut off at the bottom edge of the upper photo; the article text begins at the top of the lower photo.]</w:t>
       </w:r>
     </w:p>
     <w:p>
@@ -2383,204 +1815,6 @@
           <w:szCs w:val="24"/>
         </w:rPr>
         <w:t xml:space="preserve">CLARK, THE DRUGGIST</w:t>
-      </w:r>
-    </w:p>
-    <w:p>
-      <w:pPr>
-        <w:keepNext/>
-        <w:pBdr>
-          <w:bottom w:val="single" w:color="808080" w:sz="4" w:space="2"/>
-        </w:pBdr>
-        <w:spacing w:after="160" w:before="280"/>
-      </w:pPr>
-      <w:r>
-        <w:rPr>
-          <w:rFonts w:ascii="Times New Roman" w:cs="Times New Roman" w:eastAsia="Times New Roman" w:hAnsi="Times New Roman"/>
-          <w:b/>
-          <w:bCs/>
-          <w:caps/>
-          <w:sz w:val="24"/>
-          <w:szCs w:val="24"/>
-        </w:rPr>
-        <w:t xml:space="preserve">Filler item (top of column)</w:t>
-      </w:r>
-    </w:p>
-    <w:p>
-      <w:pPr>
-        <w:spacing w:after="160"/>
-      </w:pPr>
-      <w:r>
-        <w:rPr>
-          <w:rFonts w:ascii="Times New Roman" w:cs="Times New Roman" w:eastAsia="Times New Roman" w:hAnsi="Times New Roman"/>
-          <w:sz w:val="24"/>
-          <w:szCs w:val="24"/>
-        </w:rPr>
-        <w:t xml:space="preserve">A grinning skeleton is to be preferred to one that doesn’t grin.</w:t>
-      </w:r>
-    </w:p>
-    <w:p>
-      <w:pPr>
-        <w:spacing w:after="160"/>
-      </w:pPr>
-      <w:r>
-        <w:rPr>
-          <w:rFonts w:ascii="Times New Roman" w:cs="Times New Roman" w:eastAsia="Times New Roman" w:hAnsi="Times New Roman"/>
-          <w:i/>
-          <w:iCs/>
-          <w:sz w:val="24"/>
-          <w:szCs w:val="24"/>
-        </w:rPr>
-        <w:t xml:space="preserve">[No heading is printed with this item.]</w:t>
-      </w:r>
-    </w:p>
-    <w:p>
-      <w:pPr>
-        <w:keepNext/>
-        <w:pBdr>
-          <w:bottom w:val="single" w:color="808080" w:sz="4" w:space="2"/>
-        </w:pBdr>
-        <w:spacing w:after="160" w:before="280"/>
-      </w:pPr>
-      <w:r>
-        <w:rPr>
-          <w:rFonts w:ascii="Times New Roman" w:cs="Times New Roman" w:eastAsia="Times New Roman" w:hAnsi="Times New Roman"/>
-          <w:b/>
-          <w:bCs/>
-          <w:caps/>
-          <w:sz w:val="24"/>
-          <w:szCs w:val="24"/>
-        </w:rPr>
-        <w:t xml:space="preserve">Advertisement — Meyer &amp; Son</w:t>
-      </w:r>
-    </w:p>
-    <w:p>
-      <w:pPr>
-        <w:spacing w:after="160"/>
-      </w:pPr>
-      <w:r>
-        <w:rPr>
-          <w:rFonts w:ascii="Times New Roman" w:cs="Times New Roman" w:eastAsia="Times New Roman" w:hAnsi="Times New Roman"/>
-          <w:i/>
-          <w:iCs/>
-          <w:sz w:val="24"/>
-          <w:szCs w:val="24"/>
-        </w:rPr>
-        <w:t xml:space="preserve">[McCormick-Deering Farm Machines and Implements trademark, with the IHC emblem]</w:t>
-      </w:r>
-    </w:p>
-    <w:p>
-      <w:pPr>
-        <w:spacing w:after="160" w:before="120"/>
-        <w:jc w:val="center"/>
-      </w:pPr>
-      <w:r>
-        <w:rPr>
-          <w:rFonts w:ascii="Times New Roman" w:cs="Times New Roman" w:eastAsia="Times New Roman" w:hAnsi="Times New Roman"/>
-          <w:b/>
-          <w:bCs/>
-          <w:sz w:val="24"/>
-          <w:szCs w:val="24"/>
-        </w:rPr>
-        <w:t xml:space="preserve">Do You Know That As These Words Are Being Written It Takes 40 Bushels Less of Wheat to Buy a Binder Than It Did In 1913, Before The War?</w:t>
-      </w:r>
-    </w:p>
-    <w:p>
-      <w:pPr>
-        <w:spacing w:after="160"/>
-      </w:pPr>
-      <w:r>
-        <w:rPr>
-          <w:rFonts w:ascii="Times New Roman" w:cs="Times New Roman" w:eastAsia="Times New Roman" w:hAnsi="Times New Roman"/>
-          <w:i/>
-          <w:iCs/>
-          <w:sz w:val="24"/>
-          <w:szCs w:val="24"/>
-        </w:rPr>
-        <w:t xml:space="preserve">[Two illustrations of grain binders; the left one is lettered “Deering”]</w:t>
-      </w:r>
-    </w:p>
-    <w:p>
-      <w:pPr>
-        <w:spacing w:after="160"/>
-      </w:pPr>
-      <w:r>
-        <w:rPr>
-          <w:rFonts w:ascii="Times New Roman" w:cs="Times New Roman" w:eastAsia="Times New Roman" w:hAnsi="Times New Roman"/>
-          <w:sz w:val="24"/>
-          <w:szCs w:val="24"/>
-        </w:rPr>
-        <w:t xml:space="preserve">In the crop year 1913-1914 it took 166 bushels of wheat to buy a binder. Now it takes 125 bushels to buy a much better binder. (Not counting freight in either case.)</w:t>
-      </w:r>
-    </w:p>
-    <w:p>
-      <w:pPr>
-        <w:spacing w:after="160"/>
-      </w:pPr>
-      <w:r>
-        <w:rPr>
-          <w:rFonts w:ascii="Times New Roman" w:cs="Times New Roman" w:eastAsia="Times New Roman" w:hAnsi="Times New Roman"/>
-          <w:sz w:val="24"/>
-          <w:szCs w:val="24"/>
-        </w:rPr>
-        <w:t xml:space="preserve">It was poor economy to use an over-repaired binder in 1913 but it will be worse economy to run a worn-out machine in 1925. You cannot afford the risk. Grain prices are too high for that! When you consider the larger binder capacities and crop-saving improvement, a new binder in your grain may pay back its full purchase price in one harvest or two, in the savings in grain and time.</w:t>
-      </w:r>
-    </w:p>
-    <w:p>
-      <w:pPr>
-        <w:spacing w:after="160"/>
-      </w:pPr>
-      <w:r>
-        <w:rPr>
-          <w:rFonts w:ascii="Times New Roman" w:cs="Times New Roman" w:eastAsia="Times New Roman" w:hAnsi="Times New Roman"/>
-          <w:sz w:val="24"/>
-          <w:szCs w:val="24"/>
-        </w:rPr>
-        <w:t xml:space="preserve">Don’t take the chance of a breakdown or loss of high-priced grain this season. Harvest this year’s grain crop with a brand-new McCormick-Deering grain binder.</w:t>
-      </w:r>
-    </w:p>
-    <w:p>
-      <w:pPr>
-        <w:spacing w:after="160"/>
-      </w:pPr>
-      <w:r>
-        <w:rPr>
-          <w:rFonts w:ascii="Times New Roman" w:cs="Times New Roman" w:eastAsia="Times New Roman" w:hAnsi="Times New Roman"/>
-          <w:sz w:val="24"/>
-          <w:szCs w:val="24"/>
-        </w:rPr>
-        <w:t xml:space="preserve">We’ll gladly show you one of these grain, labor, and time-savers, and point out the features that make such a binder the logical purchase for every farmer in this community.</w:t>
-      </w:r>
-    </w:p>
-    <w:p>
-      <w:pPr>
-        <w:spacing w:after="160" w:before="120"/>
-        <w:jc w:val="center"/>
-      </w:pPr>
-      <w:r>
-        <w:rPr>
-          <w:rFonts w:ascii="Times New Roman" w:cs="Times New Roman" w:eastAsia="Times New Roman" w:hAnsi="Times New Roman"/>
-          <w:b/>
-          <w:bCs/>
-          <w:sz w:val="24"/>
-          <w:szCs w:val="24"/>
-        </w:rPr>
-        <w:t xml:space="preserve">Meyer &amp; Son</w:t>
-      </w:r>
-    </w:p>
-    <w:p>
-      <w:pPr>
-        <w:spacing w:after="160"/>
-        <w:jc w:val="center"/>
-      </w:pPr>
-      <w:r>
-        <w:rPr>
-          <w:rFonts w:ascii="Times New Roman" w:cs="Times New Roman" w:eastAsia="Times New Roman" w:hAnsi="Times New Roman"/>
-          <w:b/>
-          <w:bCs/>
-          <w:sz w:val="24"/>
-          <w:szCs w:val="24"/>
-        </w:rPr>
-        <w:t xml:space="preserve">“Good Equipment makes a good farmer better”</w:t>
       </w:r>
     </w:p>
     <w:p>
@@ -2602,6 +1836,739 @@
           <w:sz w:val="24"/>
           <w:szCs w:val="24"/>
         </w:rPr>
+        <w:t xml:space="preserve">Column 3</w:t>
+      </w:r>
+    </w:p>
+    <w:p>
+      <w:pPr>
+        <w:keepNext/>
+        <w:spacing w:after="120" w:before="200"/>
+      </w:pPr>
+      <w:r>
+        <w:rPr>
+          <w:rFonts w:ascii="Times New Roman" w:cs="Times New Roman" w:eastAsia="Times New Roman" w:hAnsi="Times New Roman"/>
+          <w:b/>
+          <w:bCs/>
+          <w:sz w:val="24"/>
+          <w:szCs w:val="24"/>
+        </w:rPr>
+        <w:t xml:space="preserve">Attend Wedding</w:t>
+      </w:r>
+    </w:p>
+    <w:p>
+      <w:pPr>
+        <w:spacing w:after="160"/>
+      </w:pPr>
+      <w:r>
+        <w:rPr>
+          <w:rFonts w:ascii="Times New Roman" w:cs="Times New Roman" w:eastAsia="Times New Roman" w:hAnsi="Times New Roman"/>
+          <w:sz w:val="24"/>
+          <w:szCs w:val="24"/>
+        </w:rPr>
+        <w:t xml:space="preserve">Mr. and Mrs. F. S. Casebolt and daughters returned Friday night from Emmett, Idaho, where they attended the wedding of their son, Walter C. Casebolt, and Miss Viola Creswell of that city.</w:t>
+      </w:r>
+    </w:p>
+    <w:p>
+      <w:pPr>
+        <w:spacing w:after="160"/>
+      </w:pPr>
+      <w:r>
+        <w:rPr>
+          <w:rFonts w:ascii="Times New Roman" w:cs="Times New Roman" w:eastAsia="Times New Roman" w:hAnsi="Times New Roman"/>
+          <w:sz w:val="24"/>
+          <w:szCs w:val="24"/>
+        </w:rPr>
+        <w:t xml:space="preserve">Enroute to Emmett they visited Mr. and Mrs. Hugh McCall, sending the night with them. They report the McCalls as geting along nicely and had a very plesant visit with them. They also saw Miss Marie Hummal, at Boise, who taught in the Genesee public schools last year.</w:t>
+      </w:r>
+    </w:p>
+    <w:p>
+      <w:pPr>
+        <w:spacing w:after="160"/>
+      </w:pPr>
+      <w:r>
+        <w:rPr>
+          <w:rFonts w:ascii="Times New Roman" w:cs="Times New Roman" w:eastAsia="Times New Roman" w:hAnsi="Times New Roman"/>
+          <w:sz w:val="24"/>
+          <w:szCs w:val="24"/>
+        </w:rPr>
+        <w:t xml:space="preserve">They encountered a fragment of the big storm that struck the Asotin country, just a short time befor they reached Haines, Oregon, the home of the McCalls, and had to take shelter from the storm. On their return home they encountered rsults of the storm in the Salmon river country, where there had evidently been a cloudburst, but on the whole they had a very plasant trip.</w:t>
+      </w:r>
+    </w:p>
+    <w:p>
+      <w:pPr>
+        <w:keepNext/>
+        <w:spacing w:after="120" w:before="200"/>
+      </w:pPr>
+      <w:r>
+        <w:rPr>
+          <w:rFonts w:ascii="Times New Roman" w:cs="Times New Roman" w:eastAsia="Times New Roman" w:hAnsi="Times New Roman"/>
+          <w:b/>
+          <w:bCs/>
+          <w:sz w:val="24"/>
+          <w:szCs w:val="24"/>
+        </w:rPr>
+        <w:t xml:space="preserve">The Ford Caravan</w:t>
+      </w:r>
+    </w:p>
+    <w:p>
+      <w:pPr>
+        <w:spacing w:after="160"/>
+      </w:pPr>
+      <w:r>
+        <w:rPr>
+          <w:rFonts w:ascii="Times New Roman" w:cs="Times New Roman" w:eastAsia="Times New Roman" w:hAnsi="Times New Roman"/>
+          <w:sz w:val="24"/>
+          <w:szCs w:val="24"/>
+        </w:rPr>
+        <w:t xml:space="preserve">A Ford caravan, depicting the various types of cars and trucks put out by Henry Ford, was in Genesee for a short time last Friday. Their presence was announced by the blowing of numerous “Goose-quill” whistles supposedly fastened to the cars. It made a very imposing parade.</w:t>
+      </w:r>
+    </w:p>
+    <w:p>
+      <w:pPr>
+        <w:spacing w:after="160"/>
+      </w:pPr>
+      <w:r>
+        <w:rPr>
+          <w:rFonts w:ascii="Times New Roman" w:cs="Times New Roman" w:eastAsia="Times New Roman" w:hAnsi="Times New Roman"/>
+          <w:sz w:val="24"/>
+          <w:szCs w:val="24"/>
+        </w:rPr>
+        <w:t xml:space="preserve">Henry is meeting with honest- to-goodness competition these days and has come to the conclusion that “He that tooteth not his own horn, the same shall not be toothed”—hence all the noise on Friday.</w:t>
+      </w:r>
+    </w:p>
+    <w:p>
+      <w:pPr>
+        <w:keepNext/>
+        <w:spacing w:after="120" w:before="200"/>
+      </w:pPr>
+      <w:r>
+        <w:rPr>
+          <w:rFonts w:ascii="Times New Roman" w:cs="Times New Roman" w:eastAsia="Times New Roman" w:hAnsi="Times New Roman"/>
+          <w:b/>
+          <w:bCs/>
+          <w:sz w:val="24"/>
+          <w:szCs w:val="24"/>
+        </w:rPr>
+        <w:t xml:space="preserve">[No heading printed]</w:t>
+      </w:r>
+    </w:p>
+    <w:p>
+      <w:pPr>
+        <w:spacing w:after="160"/>
+      </w:pPr>
+      <w:r>
+        <w:rPr>
+          <w:rFonts w:ascii="Times New Roman" w:cs="Times New Roman" w:eastAsia="Times New Roman" w:hAnsi="Times New Roman"/>
+          <w:sz w:val="24"/>
+          <w:szCs w:val="24"/>
+        </w:rPr>
+        <w:t xml:space="preserve">A grinning skeleton is to be preferred to one that doesn’t grin.</w:t>
+      </w:r>
+    </w:p>
+    <w:p>
+      <w:pPr>
+        <w:keepNext/>
+        <w:pBdr>
+          <w:top w:val="single" w:color="000000" w:sz="6" w:space="6"/>
+          <w:bottom w:val="single" w:color="000000" w:sz="6" w:space="6"/>
+        </w:pBdr>
+        <w:spacing w:after="200" w:before="360"/>
+        <w:jc w:val="center"/>
+      </w:pPr>
+      <w:r>
+        <w:rPr>
+          <w:rFonts w:ascii="Times New Roman" w:cs="Times New Roman" w:eastAsia="Times New Roman" w:hAnsi="Times New Roman"/>
+          <w:b/>
+          <w:bCs/>
+          <w:caps/>
+          <w:sz w:val="24"/>
+          <w:szCs w:val="24"/>
+        </w:rPr>
+        <w:t xml:space="preserve">Column 4 (far right)</w:t>
+      </w:r>
+    </w:p>
+    <w:p>
+      <w:pPr>
+        <w:keepNext/>
+        <w:pBdr>
+          <w:bottom w:val="single" w:color="808080" w:sz="4" w:space="2"/>
+        </w:pBdr>
+        <w:spacing w:after="160" w:before="280"/>
+      </w:pPr>
+      <w:r>
+        <w:rPr>
+          <w:rFonts w:ascii="Times New Roman" w:cs="Times New Roman" w:eastAsia="Times New Roman" w:hAnsi="Times New Roman"/>
+          <w:b/>
+          <w:bCs/>
+          <w:caps/>
+          <w:sz w:val="24"/>
+          <w:szCs w:val="24"/>
+        </w:rPr>
+        <w:t xml:space="preserve">Advertisement — New Picture Theater</w:t>
+      </w:r>
+    </w:p>
+    <w:p>
+      <w:pPr>
+        <w:spacing w:after="160" w:before="120"/>
+        <w:jc w:val="center"/>
+      </w:pPr>
+      <w:r>
+        <w:rPr>
+          <w:rFonts w:ascii="Times New Roman" w:cs="Times New Roman" w:eastAsia="Times New Roman" w:hAnsi="Times New Roman"/>
+          <w:b/>
+          <w:bCs/>
+          <w:sz w:val="24"/>
+          <w:szCs w:val="24"/>
+        </w:rPr>
+        <w:t xml:space="preserve">New Picture Theater</w:t>
+      </w:r>
+    </w:p>
+    <w:p>
+      <w:pPr>
+        <w:spacing w:after="160" w:before="120"/>
+        <w:jc w:val="center"/>
+      </w:pPr>
+      <w:r>
+        <w:rPr>
+          <w:rFonts w:ascii="Times New Roman" w:cs="Times New Roman" w:eastAsia="Times New Roman" w:hAnsi="Times New Roman"/>
+          <w:b/>
+          <w:bCs/>
+          <w:sz w:val="24"/>
+          <w:szCs w:val="24"/>
+        </w:rPr>
+        <w:t xml:space="preserve">D. W. GRIFFITH’S “America”</w:t>
+      </w:r>
+    </w:p>
+    <w:p>
+      <w:pPr>
+        <w:spacing w:after="160"/>
+        <w:jc w:val="center"/>
+      </w:pPr>
+      <w:r>
+        <w:rPr>
+          <w:rFonts w:ascii="Times New Roman" w:cs="Times New Roman" w:eastAsia="Times New Roman" w:hAnsi="Times New Roman"/>
+          <w:b/>
+          <w:bCs/>
+          <w:sz w:val="24"/>
+          <w:szCs w:val="24"/>
+        </w:rPr>
+        <w:t xml:space="preserve">Friday Night, July 3</w:t>
+      </w:r>
+    </w:p>
+    <w:p>
+      <w:pPr>
+        <w:spacing w:after="160"/>
+        <w:jc w:val="center"/>
+      </w:pPr>
+      <w:r>
+        <w:rPr>
+          <w:rFonts w:ascii="Times New Roman" w:cs="Times New Roman" w:eastAsia="Times New Roman" w:hAnsi="Times New Roman"/>
+          <w:b/>
+          <w:bCs/>
+          <w:sz w:val="24"/>
+          <w:szCs w:val="24"/>
+        </w:rPr>
+        <w:t xml:space="preserve">Sunday Night, July 5</w:t>
+      </w:r>
+    </w:p>
+    <w:p>
+      <w:pPr>
+        <w:spacing w:after="160"/>
+        <w:jc w:val="center"/>
+      </w:pPr>
+      <w:r>
+        <w:rPr>
+          <w:rFonts w:ascii="Times New Roman" w:cs="Times New Roman" w:eastAsia="Times New Roman" w:hAnsi="Times New Roman"/>
+          <w:i/>
+          <w:iCs/>
+          <w:sz w:val="24"/>
+          <w:szCs w:val="24"/>
+        </w:rPr>
+        <w:t xml:space="preserve">The Great Romance</w:t>
+      </w:r>
+    </w:p>
+    <w:p>
+      <w:pPr>
+        <w:spacing w:after="160"/>
+      </w:pPr>
+      <w:r>
+        <w:rPr>
+          <w:rFonts w:ascii="Times New Roman" w:cs="Times New Roman" w:eastAsia="Times New Roman" w:hAnsi="Times New Roman"/>
+          <w:sz w:val="24"/>
+          <w:szCs w:val="24"/>
+        </w:rPr>
+        <w:t xml:space="preserve">Declared by many critics to be more wonderful than “The Birth of a Nation” and more thrilling than “Way Down East.” See the heart-shaking ride of Paul Revere—the most famous dramatic scene ever.</w:t>
+      </w:r>
+    </w:p>
+    <w:p>
+      <w:pPr>
+        <w:spacing w:after="160"/>
+        <w:jc w:val="center"/>
+      </w:pPr>
+      <w:r>
+        <w:rPr>
+          <w:rFonts w:ascii="Times New Roman" w:cs="Times New Roman" w:eastAsia="Times New Roman" w:hAnsi="Times New Roman"/>
+          <w:sz w:val="24"/>
+          <w:szCs w:val="24"/>
+        </w:rPr>
+        <w:t xml:space="preserve">PATHE NEWS</w:t>
+      </w:r>
+    </w:p>
+    <w:p>
+      <w:pPr>
+        <w:tabs>
+          <w:tab w:val="center" w:pos="4680"/>
+          <w:tab w:val="right" w:pos="9360"/>
+        </w:tabs>
+        <w:spacing w:after="160"/>
+      </w:pPr>
+      <w:r>
+        <w:rPr>
+          <w:rFonts w:ascii="Times New Roman" w:cs="Times New Roman" w:eastAsia="Times New Roman" w:hAnsi="Times New Roman"/>
+          <w:sz w:val="24"/>
+          <w:szCs w:val="24"/>
+        </w:rPr>
+        <w:t xml:space="preserve">35c	Admission	20c</w:t>
+      </w:r>
+    </w:p>
+    <w:p>
+      <w:pPr>
+        <w:spacing w:after="160" w:before="120"/>
+        <w:jc w:val="center"/>
+      </w:pPr>
+      <w:r>
+        <w:rPr>
+          <w:rFonts w:ascii="Times New Roman" w:cs="Times New Roman" w:eastAsia="Times New Roman" w:hAnsi="Times New Roman"/>
+          <w:b/>
+          <w:bCs/>
+          <w:sz w:val="24"/>
+          <w:szCs w:val="24"/>
+        </w:rPr>
+        <w:t xml:space="preserve">Saturday Night, July 4</w:t>
+      </w:r>
+    </w:p>
+    <w:p>
+      <w:pPr>
+        <w:spacing w:after="160" w:before="120"/>
+        <w:jc w:val="center"/>
+      </w:pPr>
+      <w:r>
+        <w:rPr>
+          <w:rFonts w:ascii="Times New Roman" w:cs="Times New Roman" w:eastAsia="Times New Roman" w:hAnsi="Times New Roman"/>
+          <w:b/>
+          <w:bCs/>
+          <w:sz w:val="24"/>
+          <w:szCs w:val="24"/>
+        </w:rPr>
+        <w:t xml:space="preserve">WILLIAM DESMOND</w:t>
+      </w:r>
+    </w:p>
+    <w:p>
+      <w:pPr>
+        <w:spacing w:after="160"/>
+        <w:jc w:val="center"/>
+      </w:pPr>
+      <w:r>
+        <w:rPr>
+          <w:rFonts w:ascii="Times New Roman" w:cs="Times New Roman" w:eastAsia="Times New Roman" w:hAnsi="Times New Roman"/>
+          <w:b/>
+          <w:bCs/>
+          <w:sz w:val="24"/>
+          <w:szCs w:val="24"/>
+        </w:rPr>
+        <w:t xml:space="preserve">—IN—</w:t>
+      </w:r>
+    </w:p>
+    <w:p>
+      <w:pPr>
+        <w:spacing w:after="160" w:before="120"/>
+        <w:jc w:val="center"/>
+      </w:pPr>
+      <w:r>
+        <w:rPr>
+          <w:rFonts w:ascii="Times New Roman" w:cs="Times New Roman" w:eastAsia="Times New Roman" w:hAnsi="Times New Roman"/>
+          <w:b/>
+          <w:bCs/>
+          <w:sz w:val="24"/>
+          <w:szCs w:val="24"/>
+        </w:rPr>
+        <w:t xml:space="preserve">“Big Timber”</w:t>
+      </w:r>
+    </w:p>
+    <w:p>
+      <w:pPr>
+        <w:spacing w:after="160"/>
+        <w:jc w:val="center"/>
+      </w:pPr>
+      <w:r>
+        <w:rPr>
+          <w:rFonts w:ascii="Times New Roman" w:cs="Times New Roman" w:eastAsia="Times New Roman" w:hAnsi="Times New Roman"/>
+          <w:sz w:val="24"/>
+          <w:szCs w:val="24"/>
+        </w:rPr>
+        <w:t xml:space="preserve">A Tremendous Story of Life in the Giant Pine Country</w:t>
+      </w:r>
+    </w:p>
+    <w:p>
+      <w:pPr>
+        <w:spacing w:after="160"/>
+        <w:jc w:val="center"/>
+      </w:pPr>
+      <w:r>
+        <w:rPr>
+          <w:rFonts w:ascii="Times New Roman" w:cs="Times New Roman" w:eastAsia="Times New Roman" w:hAnsi="Times New Roman"/>
+          <w:b/>
+          <w:bCs/>
+          <w:sz w:val="24"/>
+          <w:szCs w:val="24"/>
+        </w:rPr>
+        <w:t xml:space="preserve">Serial “Idaho”          Pathe News</w:t>
+      </w:r>
+    </w:p>
+    <w:p>
+      <w:pPr>
+        <w:spacing w:after="160"/>
+        <w:jc w:val="center"/>
+      </w:pPr>
+      <w:r>
+        <w:rPr>
+          <w:rFonts w:ascii="Times New Roman" w:cs="Times New Roman" w:eastAsia="Times New Roman" w:hAnsi="Times New Roman"/>
+          <w:i/>
+          <w:iCs/>
+          <w:sz w:val="24"/>
+          <w:szCs w:val="24"/>
+        </w:rPr>
+        <w:t xml:space="preserve">Continuous Show -- 12 Noon to 12 Midnight</w:t>
+      </w:r>
+    </w:p>
+    <w:p>
+      <w:pPr>
+        <w:tabs>
+          <w:tab w:val="center" w:pos="4680"/>
+          <w:tab w:val="right" w:pos="9360"/>
+        </w:tabs>
+        <w:spacing w:after="160"/>
+      </w:pPr>
+      <w:r>
+        <w:rPr>
+          <w:rFonts w:ascii="Times New Roman" w:cs="Times New Roman" w:eastAsia="Times New Roman" w:hAnsi="Times New Roman"/>
+          <w:sz w:val="24"/>
+          <w:szCs w:val="24"/>
+        </w:rPr>
+        <w:t xml:space="preserve">25c	ADMISSION	15c</w:t>
+      </w:r>
+    </w:p>
+    <w:p>
+      <w:pPr>
+        <w:spacing w:after="160" w:before="120"/>
+        <w:jc w:val="center"/>
+      </w:pPr>
+      <w:r>
+        <w:rPr>
+          <w:rFonts w:ascii="Times New Roman" w:cs="Times New Roman" w:eastAsia="Times New Roman" w:hAnsi="Times New Roman"/>
+          <w:b/>
+          <w:bCs/>
+          <w:sz w:val="24"/>
+          <w:szCs w:val="24"/>
+        </w:rPr>
+        <w:t xml:space="preserve">Wednesday Night, July 8</w:t>
+      </w:r>
+    </w:p>
+    <w:p>
+      <w:pPr>
+        <w:spacing w:after="160" w:before="120"/>
+        <w:jc w:val="center"/>
+      </w:pPr>
+      <w:r>
+        <w:rPr>
+          <w:rFonts w:ascii="Times New Roman" w:cs="Times New Roman" w:eastAsia="Times New Roman" w:hAnsi="Times New Roman"/>
+          <w:b/>
+          <w:bCs/>
+          <w:sz w:val="24"/>
+          <w:szCs w:val="24"/>
+        </w:rPr>
+        <w:t xml:space="preserve">LEFTY FLYNN</w:t>
+      </w:r>
+    </w:p>
+    <w:p>
+      <w:pPr>
+        <w:spacing w:after="160"/>
+        <w:jc w:val="center"/>
+      </w:pPr>
+      <w:r>
+        <w:rPr>
+          <w:rFonts w:ascii="Times New Roman" w:cs="Times New Roman" w:eastAsia="Times New Roman" w:hAnsi="Times New Roman"/>
+          <w:b/>
+          <w:bCs/>
+          <w:sz w:val="24"/>
+          <w:szCs w:val="24"/>
+        </w:rPr>
+        <w:t xml:space="preserve">—IN—</w:t>
+      </w:r>
+    </w:p>
+    <w:p>
+      <w:pPr>
+        <w:spacing w:after="160" w:before="120"/>
+        <w:jc w:val="center"/>
+      </w:pPr>
+      <w:r>
+        <w:rPr>
+          <w:rFonts w:ascii="Times New Roman" w:cs="Times New Roman" w:eastAsia="Times New Roman" w:hAnsi="Times New Roman"/>
+          <w:b/>
+          <w:bCs/>
+          <w:sz w:val="24"/>
+          <w:szCs w:val="24"/>
+        </w:rPr>
+        <w:t xml:space="preserve">“The No Gun Man”</w:t>
+      </w:r>
+    </w:p>
+    <w:p>
+      <w:pPr>
+        <w:spacing w:after="160"/>
+      </w:pPr>
+      <w:r>
+        <w:rPr>
+          <w:rFonts w:ascii="Times New Roman" w:cs="Times New Roman" w:eastAsia="Times New Roman" w:hAnsi="Times New Roman"/>
+          <w:sz w:val="24"/>
+          <w:szCs w:val="24"/>
+        </w:rPr>
+        <w:t xml:space="preserve">A cyclone of hard-riding, hard-fighting action, thrills, romance </w:t>
+      </w:r>
+      <w:r>
+        <w:rPr>
+          <w:rFonts w:ascii="Times New Roman" w:cs="Times New Roman" w:eastAsia="Times New Roman" w:hAnsi="Times New Roman"/>
+          <w:sz w:val="24"/>
+          <w:szCs w:val="24"/>
+          <w:highlight w:val="yellow"/>
+          <w:highlightCs w:val="yellow"/>
+        </w:rPr>
+        <w:t xml:space="preserve">[the last line of this paragraph is cut off at the edge of the upper photo and only the tops of the letters show in the lower photo; “fighting action, thrills, romance” is a best reading and anything after “romance” is unreadable]</w:t>
+      </w:r>
+    </w:p>
+    <w:p>
+      <w:pPr>
+        <w:spacing w:after="160"/>
+        <w:jc w:val="center"/>
+      </w:pPr>
+      <w:r>
+        <w:rPr>
+          <w:rFonts w:ascii="Times New Roman" w:cs="Times New Roman" w:eastAsia="Times New Roman" w:hAnsi="Times New Roman"/>
+          <w:b/>
+          <w:bCs/>
+          <w:sz w:val="24"/>
+          <w:szCs w:val="24"/>
+        </w:rPr>
+        <w:t xml:space="preserve">A GCOD COMEDY</w:t>
+      </w:r>
+    </w:p>
+    <w:p>
+      <w:pPr>
+        <w:tabs>
+          <w:tab w:val="center" w:pos="4680"/>
+          <w:tab w:val="right" w:pos="9360"/>
+        </w:tabs>
+        <w:spacing w:after="160"/>
+      </w:pPr>
+      <w:r>
+        <w:rPr>
+          <w:rFonts w:ascii="Times New Roman" w:cs="Times New Roman" w:eastAsia="Times New Roman" w:hAnsi="Times New Roman"/>
+          <w:sz w:val="24"/>
+          <w:szCs w:val="24"/>
+        </w:rPr>
+        <w:t xml:space="preserve">25c	ADMIISSION	15c</w:t>
+      </w:r>
+    </w:p>
+    <w:p>
+      <w:pPr>
+        <w:keepNext/>
+        <w:pBdr>
+          <w:top w:val="single" w:color="000000" w:sz="6" w:space="6"/>
+          <w:bottom w:val="single" w:color="000000" w:sz="6" w:space="6"/>
+        </w:pBdr>
+        <w:spacing w:after="200" w:before="360"/>
+        <w:jc w:val="center"/>
+      </w:pPr>
+      <w:r>
+        <w:rPr>
+          <w:rFonts w:ascii="Times New Roman" w:cs="Times New Roman" w:eastAsia="Times New Roman" w:hAnsi="Times New Roman"/>
+          <w:b/>
+          <w:bCs/>
+          <w:caps/>
+          <w:sz w:val="24"/>
+          <w:szCs w:val="24"/>
+        </w:rPr>
+        <w:t xml:space="preserve">Bottom of columns 3 and 4 (boxed advertisement)</w:t>
+      </w:r>
+    </w:p>
+    <w:p>
+      <w:pPr>
+        <w:keepNext/>
+        <w:pBdr>
+          <w:bottom w:val="single" w:color="808080" w:sz="4" w:space="2"/>
+        </w:pBdr>
+        <w:spacing w:after="160" w:before="280"/>
+      </w:pPr>
+      <w:r>
+        <w:rPr>
+          <w:rFonts w:ascii="Times New Roman" w:cs="Times New Roman" w:eastAsia="Times New Roman" w:hAnsi="Times New Roman"/>
+          <w:b/>
+          <w:bCs/>
+          <w:caps/>
+          <w:sz w:val="24"/>
+          <w:szCs w:val="24"/>
+        </w:rPr>
+        <w:t xml:space="preserve">Advertisement — Meyer &amp; Son</w:t>
+      </w:r>
+    </w:p>
+    <w:p>
+      <w:pPr>
+        <w:spacing w:after="160"/>
+      </w:pPr>
+      <w:r>
+        <w:rPr>
+          <w:rFonts w:ascii="Times New Roman" w:cs="Times New Roman" w:eastAsia="Times New Roman" w:hAnsi="Times New Roman"/>
+          <w:i/>
+          <w:iCs/>
+          <w:sz w:val="24"/>
+          <w:szCs w:val="24"/>
+        </w:rPr>
+        <w:t xml:space="preserve">[McCormick-Deering Farm Machines and Implements trademark, with the IHC emblem]</w:t>
+      </w:r>
+    </w:p>
+    <w:p>
+      <w:pPr>
+        <w:spacing w:after="160" w:before="120"/>
+        <w:jc w:val="center"/>
+      </w:pPr>
+      <w:r>
+        <w:rPr>
+          <w:rFonts w:ascii="Times New Roman" w:cs="Times New Roman" w:eastAsia="Times New Roman" w:hAnsi="Times New Roman"/>
+          <w:b/>
+          <w:bCs/>
+          <w:sz w:val="24"/>
+          <w:szCs w:val="24"/>
+        </w:rPr>
+        <w:t xml:space="preserve">Do You Know That As These Words Are Being Written It Takes 40 Bushels Less of Wheat to Buy a Binder Than It Did In 1913, Before The War?</w:t>
+      </w:r>
+    </w:p>
+    <w:p>
+      <w:pPr>
+        <w:spacing w:after="160"/>
+      </w:pPr>
+      <w:r>
+        <w:rPr>
+          <w:rFonts w:ascii="Times New Roman" w:cs="Times New Roman" w:eastAsia="Times New Roman" w:hAnsi="Times New Roman"/>
+          <w:i/>
+          <w:iCs/>
+          <w:sz w:val="24"/>
+          <w:szCs w:val="24"/>
+        </w:rPr>
+        <w:t xml:space="preserve">[Two illustrations of grain binders; the left one is lettered “Deering”]</w:t>
+      </w:r>
+    </w:p>
+    <w:p>
+      <w:pPr>
+        <w:spacing w:after="160"/>
+      </w:pPr>
+      <w:r>
+        <w:rPr>
+          <w:rFonts w:ascii="Times New Roman" w:cs="Times New Roman" w:eastAsia="Times New Roman" w:hAnsi="Times New Roman"/>
+          <w:sz w:val="24"/>
+          <w:szCs w:val="24"/>
+        </w:rPr>
+        <w:t xml:space="preserve">In the crop year 1913-1914 it took 166 bushels of wheat to buy a binder. Now it takes 125 bushels to buy a much better binder. (Not counting freight in either case.)</w:t>
+      </w:r>
+    </w:p>
+    <w:p>
+      <w:pPr>
+        <w:spacing w:after="160"/>
+      </w:pPr>
+      <w:r>
+        <w:rPr>
+          <w:rFonts w:ascii="Times New Roman" w:cs="Times New Roman" w:eastAsia="Times New Roman" w:hAnsi="Times New Roman"/>
+          <w:sz w:val="24"/>
+          <w:szCs w:val="24"/>
+        </w:rPr>
+        <w:t xml:space="preserve">It was poor economy to use an over-repaired binder in 1913 but it will be worse economy to run a worn-out machine in 1925. You cannot afford the risk. Grain prices are too high for that! When you consider the larger binder capacities and crop-saving improvement, a new binder in your grain may pay back its full purchase price in one harvest or two, in the savings in grain and time.</w:t>
+      </w:r>
+    </w:p>
+    <w:p>
+      <w:pPr>
+        <w:spacing w:after="160"/>
+      </w:pPr>
+      <w:r>
+        <w:rPr>
+          <w:rFonts w:ascii="Times New Roman" w:cs="Times New Roman" w:eastAsia="Times New Roman" w:hAnsi="Times New Roman"/>
+          <w:sz w:val="24"/>
+          <w:szCs w:val="24"/>
+        </w:rPr>
+        <w:t xml:space="preserve">Don’t take the chance of a breakdown or loss of high-priced grain this season. Harvest this year’s grain crop with a brand-new McCormick-Deering grain binder.</w:t>
+      </w:r>
+    </w:p>
+    <w:p>
+      <w:pPr>
+        <w:spacing w:after="160"/>
+      </w:pPr>
+      <w:r>
+        <w:rPr>
+          <w:rFonts w:ascii="Times New Roman" w:cs="Times New Roman" w:eastAsia="Times New Roman" w:hAnsi="Times New Roman"/>
+          <w:sz w:val="24"/>
+          <w:szCs w:val="24"/>
+        </w:rPr>
+        <w:t xml:space="preserve">We’ll gladly show you one of these grain, labor, and time-savers, and point out the features that make such a binder the logical purchase for every farmer in this community.</w:t>
+      </w:r>
+    </w:p>
+    <w:p>
+      <w:pPr>
+        <w:spacing w:after="160" w:before="120"/>
+        <w:jc w:val="center"/>
+      </w:pPr>
+      <w:r>
+        <w:rPr>
+          <w:rFonts w:ascii="Times New Roman" w:cs="Times New Roman" w:eastAsia="Times New Roman" w:hAnsi="Times New Roman"/>
+          <w:b/>
+          <w:bCs/>
+          <w:sz w:val="24"/>
+          <w:szCs w:val="24"/>
+        </w:rPr>
+        <w:t xml:space="preserve">Meyer &amp; Son</w:t>
+      </w:r>
+    </w:p>
+    <w:p>
+      <w:pPr>
+        <w:spacing w:after="160"/>
+        <w:jc w:val="center"/>
+      </w:pPr>
+      <w:r>
+        <w:rPr>
+          <w:rFonts w:ascii="Times New Roman" w:cs="Times New Roman" w:eastAsia="Times New Roman" w:hAnsi="Times New Roman"/>
+          <w:b/>
+          <w:bCs/>
+          <w:sz w:val="24"/>
+          <w:szCs w:val="24"/>
+        </w:rPr>
+        <w:t xml:space="preserve">“Good Equipment makes a good farmer better”</w:t>
+      </w:r>
+    </w:p>
+    <w:p>
+      <w:pPr>
+        <w:keepNext/>
+        <w:pBdr>
+          <w:top w:val="single" w:color="000000" w:sz="6" w:space="6"/>
+          <w:bottom w:val="single" w:color="000000" w:sz="6" w:space="6"/>
+        </w:pBdr>
+        <w:spacing w:after="200" w:before="360"/>
+        <w:jc w:val="center"/>
+      </w:pPr>
+      <w:r>
+        <w:rPr>
+          <w:rFonts w:ascii="Times New Roman" w:cs="Times New Roman" w:eastAsia="Times New Roman" w:hAnsi="Times New Roman"/>
+          <w:b/>
+          <w:bCs/>
+          <w:caps/>
+          <w:sz w:val="24"/>
+          <w:szCs w:val="24"/>
+        </w:rPr>
         <w:t xml:space="preserve">Transcriber’s notes</w:t>
       </w:r>
     </w:p>
@@ -2615,59 +2582,59 @@
           <w:sz w:val="24"/>
           <w:szCs w:val="24"/>
         </w:rPr>
-        <w:t xml:space="preserve">1. Typographical errors in the original are kept exactly as printed (not corrected), so that the transcription matches the newspaper: “Childoen’s” (Follett ad, should be Children’s), “Childrsn’s” (Rollins ad), “litle”, “geting”, “plesant”, “plasant”, “befor”, “rsults”, “sending the night” (probably “spending”), “sandwitches”, “Untill”/“untill”, “GCOD” and “ADMIISSION” (theater ad). Please check these against the paper in case any are only photo blur.</w:t>
-      </w:r>
-    </w:p>
-    <w:p>
-      <w:pPr>
-        <w:spacing w:after="160"/>
-      </w:pPr>
-      <w:r>
-        <w:rPr>
-          <w:rFonts w:ascii="Times New Roman" w:cs="Times New Roman" w:eastAsia="Times New Roman" w:hAnsi="Times New Roman"/>
-          <w:sz w:val="24"/>
-          <w:szCs w:val="24"/>
-        </w:rPr>
-        <w:t xml:space="preserve">2. Names spelled in more than one way in the original and kept as printed: Vandenburg / Vandenburgh. “Mrs. Jas. Magee” appears both as a prize winner and in the guest list, and the sentence “Mrs. W. J. Mervyn was awarded” is printed as shown. “Mrs. E. W. Vanouck” may be “Vanouck” or “Vanoucks”; please verify.</w:t>
-      </w:r>
-    </w:p>
-    <w:p>
-      <w:pPr>
-        <w:spacing w:after="160"/>
-      </w:pPr>
-      <w:r>
-        <w:rPr>
-          <w:rFonts w:ascii="Times New Roman" w:cs="Times New Roman" w:eastAsia="Times New Roman" w:hAnsi="Times New Roman"/>
-          <w:sz w:val="24"/>
-          <w:szCs w:val="24"/>
-        </w:rPr>
-        <w:t xml:space="preserve">3. The Rollins ad slogan “dyed with Harms - Not dye” is printed with a space and hyphen as shown (the word “with” is blurred in the photo and may read “wiih”).</w:t>
-      </w:r>
-    </w:p>
-    <w:p>
-      <w:pPr>
-        <w:spacing w:after="160"/>
-      </w:pPr>
-      <w:r>
-        <w:rPr>
-          <w:rFonts w:ascii="Times New Roman" w:cs="Times New Roman" w:eastAsia="Times New Roman" w:hAnsi="Times New Roman"/>
-          <w:sz w:val="24"/>
-          <w:szCs w:val="24"/>
-        </w:rPr>
-        <w:t xml:space="preserve">4. The price for the 5-pound can of Cleveland Baking Powder reads “2.35” in the photo; please verify against the paper.</w:t>
-      </w:r>
-    </w:p>
-    <w:p>
-      <w:pPr>
-        <w:spacing w:after="160"/>
-      </w:pPr>
-      <w:r>
-        <w:rPr>
-          <w:rFonts w:ascii="Times New Roman" w:cs="Times New Roman" w:eastAsia="Times New Roman" w:hAnsi="Times New Roman"/>
-          <w:sz w:val="24"/>
-          <w:szCs w:val="24"/>
-        </w:rPr>
-        <w:t xml:space="preserve">5. Page number and the full masthead are not visible in either photograph. The date (July 3, 1925) is taken from the information supplied.</w:t>
+        <w:t xml:space="preserve">1. Joined across the two photos: “Entertained Card Club” (headline at the bottom of the upper photo, text at the top of the lower photo); the “Ford Caravan” sentence ending “…his own horn, the | same shall not be toothed”—hence all the noise on Friday.”; and the New Picture Theater advertisement, which ends with “A GCOD COMEDY / ADMIISSION 25c 15c” at the top of the lower photo.</w:t>
+      </w:r>
+    </w:p>
+    <w:p>
+      <w:pPr>
+        <w:spacing w:after="160"/>
+      </w:pPr>
+      <w:r>
+        <w:rPr>
+          <w:rFonts w:ascii="Times New Roman" w:cs="Times New Roman" w:eastAsia="Times New Roman" w:hAnsi="Times New Roman"/>
+          <w:sz w:val="24"/>
+          <w:szCs w:val="24"/>
+        </w:rPr>
+        <w:t xml:space="preserve">2. Typographical errors in the original are kept exactly as printed (not corrected), so the transcription matches the newspaper: “Childoen’s” (Follett ad), “Childrsn’s” (Rollins ad), “litle”, “geting”, “plesant”, “plasant”, “befor”, “rsults”, “sending the night” (probably “spending”), “sandwitches”, “Untill”/“untill”, “GCOD” and “ADMIISSION” (theater ad). Please check these against the paper in case any are only photo blur.</w:t>
+      </w:r>
+    </w:p>
+    <w:p>
+      <w:pPr>
+        <w:spacing w:after="160"/>
+      </w:pPr>
+      <w:r>
+        <w:rPr>
+          <w:rFonts w:ascii="Times New Roman" w:cs="Times New Roman" w:eastAsia="Times New Roman" w:hAnsi="Times New Roman"/>
+          <w:sz w:val="24"/>
+          <w:szCs w:val="24"/>
+        </w:rPr>
+        <w:t xml:space="preserve">3. Names spelled in more than one way in the original and kept as printed: Vandenburg / Vandenburgh. “Mrs. Jas. Magee” appears both as a prize winner and in the guest list, and “Mrs. W. J. Mervyn was awarded” is printed as shown. “Mrs. E. W. Vanouck” may be “Vanouck” or “Vanoucks”; please verify.</w:t>
+      </w:r>
+    </w:p>
+    <w:p>
+      <w:pPr>
+        <w:spacing w:after="160"/>
+      </w:pPr>
+      <w:r>
+        <w:rPr>
+          <w:rFonts w:ascii="Times New Roman" w:cs="Times New Roman" w:eastAsia="Times New Roman" w:hAnsi="Times New Roman"/>
+          <w:sz w:val="24"/>
+          <w:szCs w:val="24"/>
+        </w:rPr>
+        <w:t xml:space="preserve">4. The Rollins ad slogan is printed “dyed with Harms - Not dye” (the word “with” is blurred in the photo). The 5-pound can of Cleveland Baking Powder reads “2.35”; please verify.</w:t>
+      </w:r>
+    </w:p>
+    <w:p>
+      <w:pPr>
+        <w:spacing w:after="160"/>
+      </w:pPr>
+      <w:r>
+        <w:rPr>
+          <w:rFonts w:ascii="Times New Roman" w:cs="Times New Roman" w:eastAsia="Times New Roman" w:hAnsi="Times New Roman"/>
+          <w:sz w:val="24"/>
+          <w:szCs w:val="24"/>
+        </w:rPr>
+        <w:t xml:space="preserve">5. The page number and the full masthead are not visible in either photograph. The date (July 3, 1925) is taken from the information supplied.</w:t>
       </w:r>
     </w:p>
     <w:p>
